--- a/docs/manuals/dm/DM00-系統儀表板.docx
+++ b/docs/manuals/dm/DM00-系統儀表板.docx
@@ -685,7 +685,7 @@
       <w:r>
         <w:drawing>
           <wp:inline xmlns:a="http://schemas.openxmlformats.org/drawingml/2006/main" xmlns:pic="http://schemas.openxmlformats.org/drawingml/2006/picture">
-            <wp:extent cx="5580000" cy="5932698"/>
+            <wp:extent cx="5580000" cy="4555397"/>
             <wp:docPr id="1" name="Picture 1"/>
             <wp:cNvGraphicFramePr>
               <a:graphicFrameLocks noChangeAspect="1"/>
@@ -706,7 +706,7 @@
                   <pic:spPr>
                     <a:xfrm>
                       <a:off x="0" y="0"/>
-                      <a:ext cx="5580000" cy="5932698"/>
+                      <a:ext cx="5580000" cy="4555397"/>
                     </a:xfrm>
                     <a:prstGeom prst="rect"/>
                   </pic:spPr>
@@ -1061,154 +1061,7 @@
           <w:p>
             <w:r/>
             <w:r>
-              <w:t>分類以代碼顯示，對照如下</w:t>
-            </w:r>
-          </w:p>
-        </w:tc>
-      </w:tr>
-    </w:tbl>
-    <w:tbl>
-      <w:tblPr>
-        <w:tblStyle w:val="aff2"/>
-        <w:tblW w:type="auto" w:w="0"/>
-        <w:tblLayout w:type="fixed"/>
-        <w:tblLook w:firstColumn="1" w:firstRow="1" w:lastColumn="0" w:lastRow="0" w:noHBand="0" w:noVBand="1" w:val="04A0"/>
-        <w:tblLayout w:type="fixed"/>
-      </w:tblPr>
-      <w:tblGrid>
-        <w:gridCol w:w="4680"/>
-        <w:gridCol w:w="4680"/>
-      </w:tblGrid>
-      <w:tr>
-        <w:tc>
-          <w:tcPr>
-            <w:tcW w:type="dxa" w:w="4101"/>
-          </w:tcPr>
-          <w:p>
-            <w:r>
-              <w:rPr>
-                <w:b/>
-              </w:rPr>
-            </w:r>
-            <w:r>
-              <w:rPr>
-                <w:b/>
-              </w:rPr>
-              <w:t>分類代碼</w:t>
-            </w:r>
-          </w:p>
-        </w:tc>
-        <w:tc>
-          <w:tcPr>
-            <w:tcW w:type="dxa" w:w="5259"/>
-          </w:tcPr>
-          <w:p>
-            <w:r>
-              <w:rPr>
-                <w:b/>
-              </w:rPr>
-            </w:r>
-            <w:r>
-              <w:rPr>
-                <w:b/>
-              </w:rPr>
-              <w:t>分類</w:t>
-            </w:r>
-          </w:p>
-        </w:tc>
-      </w:tr>
-      <w:tr>
-        <w:tc>
-          <w:tcPr>
-            <w:tcW w:type="dxa" w:w="4101"/>
-          </w:tcPr>
-          <w:p>
-            <w:r/>
-            <w:r>
-              <w:t>SOP</w:t>
-            </w:r>
-          </w:p>
-        </w:tc>
-        <w:tc>
-          <w:tcPr>
-            <w:tcW w:type="dxa" w:w="5259"/>
-          </w:tcPr>
-          <w:p>
-            <w:r/>
-            <w:r>
-              <w:t>標準作業程序</w:t>
-            </w:r>
-          </w:p>
-        </w:tc>
-      </w:tr>
-      <w:tr>
-        <w:tc>
-          <w:tcPr>
-            <w:tcW w:type="dxa" w:w="4101"/>
-          </w:tcPr>
-          <w:p>
-            <w:r/>
-            <w:r>
-              <w:t>MANUAL</w:t>
-            </w:r>
-          </w:p>
-        </w:tc>
-        <w:tc>
-          <w:tcPr>
-            <w:tcW w:type="dxa" w:w="5259"/>
-          </w:tcPr>
-          <w:p>
-            <w:r/>
-            <w:r>
-              <w:t>系統操作手冊</w:t>
-            </w:r>
-          </w:p>
-        </w:tc>
-      </w:tr>
-      <w:tr>
-        <w:tc>
-          <w:tcPr>
-            <w:tcW w:type="dxa" w:w="4101"/>
-          </w:tcPr>
-          <w:p>
-            <w:r/>
-            <w:r>
-              <w:t>TRAINING</w:t>
-            </w:r>
-          </w:p>
-        </w:tc>
-        <w:tc>
-          <w:tcPr>
-            <w:tcW w:type="dxa" w:w="5259"/>
-          </w:tcPr>
-          <w:p>
-            <w:r/>
-            <w:r>
-              <w:t>訓練教材</w:t>
-            </w:r>
-          </w:p>
-        </w:tc>
-      </w:tr>
-      <w:tr>
-        <w:tc>
-          <w:tcPr>
-            <w:tcW w:type="dxa" w:w="4101"/>
-          </w:tcPr>
-          <w:p>
-            <w:r/>
-            <w:r>
-              <w:t>OTHER</w:t>
-            </w:r>
-          </w:p>
-        </w:tc>
-        <w:tc>
-          <w:tcPr>
-            <w:tcW w:type="dxa" w:w="5259"/>
-          </w:tcPr>
-          <w:p>
-            <w:r/>
-            <w:r>
-              <w:t>其他</w:t>
+              <w:t>分類以中文名稱顯示，與 DM01 文件庫相同</w:t>
             </w:r>
           </w:p>
         </w:tc>

--- a/docs/manuals/dm/DM00-系統儀表板.docx
+++ b/docs/manuals/dm/DM00-系統儀表板.docx
@@ -7,6 +7,8 @@
         <w:spacing w:after="0"/>
         <w:jc w:val="center"/>
       </w:pPr>
+      <w:bookmarkStart w:id="0" w:name="_GoBack"/>
+      <w:bookmarkEnd w:id="0"/>
     </w:p>
     <w:p>
       <w:pPr>
@@ -155,7 +157,13 @@
         <w:rPr>
           <w:sz w:val="44"/>
         </w:rPr>
-        <w:t>DM00 系統儀表板</w:t>
+        <w:t xml:space="preserve">DM00 </w:t>
+      </w:r>
+      <w:r>
+        <w:rPr>
+          <w:sz w:val="44"/>
+        </w:rPr>
+        <w:t>系統儀表板</w:t>
       </w:r>
     </w:p>
     <w:p>
@@ -191,20 +199,26 @@
     <w:tbl>
       <w:tblPr>
         <w:tblStyle w:val="aff2"/>
-        <w:tblW w:type="auto" w:w="0"/>
+        <w:tblW w:w="0" w:type="auto"/>
         <w:jc w:val="center"/>
-        <w:tblLook w:firstColumn="1" w:firstRow="1" w:lastColumn="0" w:lastRow="0" w:noHBand="0" w:noVBand="1" w:val="04A0"/>
+        <w:tblLook w:val="04A0" w:firstRow="1" w:lastRow="0" w:firstColumn="1" w:lastColumn="0" w:noHBand="0" w:noVBand="1"/>
       </w:tblPr>
       <w:tblGrid>
-        <w:gridCol w:w="4680"/>
-        <w:gridCol w:w="4680"/>
+        <w:gridCol w:w="2160"/>
+        <w:gridCol w:w="3600"/>
       </w:tblGrid>
       <w:tr>
+        <w:trPr>
+          <w:jc w:val="center"/>
+        </w:trPr>
         <w:tc>
           <w:tcPr>
-            <w:tcW w:type="dxa" w:w="2160"/>
+            <w:tcW w:w="2160" w:type="dxa"/>
           </w:tcPr>
           <w:p>
+            <w:pPr>
+              <w:spacing w:before="60" w:after="60"/>
+            </w:pPr>
             <w:r>
               <w:t>版本</w:t>
             </w:r>
@@ -212,9 +226,12 @@
         </w:tc>
         <w:tc>
           <w:tcPr>
-            <w:tcW w:type="dxa" w:w="3600"/>
+            <w:tcW w:w="3600" w:type="dxa"/>
           </w:tcPr>
           <w:p>
+            <w:pPr>
+              <w:spacing w:before="60" w:after="60"/>
+            </w:pPr>
             <w:r>
               <w:t>1.0</w:t>
             </w:r>
@@ -222,11 +239,17 @@
         </w:tc>
       </w:tr>
       <w:tr>
+        <w:trPr>
+          <w:jc w:val="center"/>
+        </w:trPr>
         <w:tc>
           <w:tcPr>
-            <w:tcW w:type="dxa" w:w="2160"/>
+            <w:tcW w:w="2160" w:type="dxa"/>
           </w:tcPr>
           <w:p>
+            <w:pPr>
+              <w:spacing w:before="60" w:after="60"/>
+            </w:pPr>
             <w:r>
               <w:t>建立日期</w:t>
             </w:r>
@@ -234,21 +257,30 @@
         </w:tc>
         <w:tc>
           <w:tcPr>
-            <w:tcW w:type="dxa" w:w="3600"/>
+            <w:tcW w:w="3600" w:type="dxa"/>
           </w:tcPr>
           <w:p>
+            <w:pPr>
+              <w:spacing w:before="60" w:after="60"/>
+            </w:pPr>
             <w:r>
-              <w:t>2026/10/19</w:t>
+              <w:t>2026/10/20</w:t>
             </w:r>
           </w:p>
         </w:tc>
       </w:tr>
       <w:tr>
+        <w:trPr>
+          <w:jc w:val="center"/>
+        </w:trPr>
         <w:tc>
           <w:tcPr>
-            <w:tcW w:type="dxa" w:w="2160"/>
+            <w:tcW w:w="2160" w:type="dxa"/>
           </w:tcPr>
           <w:p>
+            <w:pPr>
+              <w:spacing w:before="60" w:after="60"/>
+            </w:pPr>
             <w:r>
               <w:t>更新日期</w:t>
             </w:r>
@@ -256,19 +288,27 @@
         </w:tc>
         <w:tc>
           <w:tcPr>
-            <w:tcW w:type="dxa" w:w="3600"/>
+            <w:tcW w:w="3600" w:type="dxa"/>
           </w:tcPr>
           <w:p>
-            <w:r/>
+            <w:pPr>
+              <w:spacing w:before="60" w:after="60"/>
+            </w:pPr>
           </w:p>
         </w:tc>
       </w:tr>
       <w:tr>
+        <w:trPr>
+          <w:jc w:val="center"/>
+        </w:trPr>
         <w:tc>
           <w:tcPr>
-            <w:tcW w:type="dxa" w:w="2160"/>
+            <w:tcW w:w="2160" w:type="dxa"/>
           </w:tcPr>
           <w:p>
+            <w:pPr>
+              <w:spacing w:before="60" w:after="60"/>
+            </w:pPr>
             <w:r>
               <w:t>作者</w:t>
             </w:r>
@@ -276,9 +316,12 @@
         </w:tc>
         <w:tc>
           <w:tcPr>
-            <w:tcW w:type="dxa" w:w="3600"/>
+            <w:tcW w:w="3600" w:type="dxa"/>
           </w:tcPr>
           <w:p>
+            <w:pPr>
+              <w:spacing w:before="60" w:after="60"/>
+            </w:pPr>
             <w:r>
               <w:t>朱可棠</w:t>
             </w:r>
@@ -289,31 +332,38 @@
     <w:p>
       <w:pPr>
         <w:pStyle w:val="Heading1NoTOC"/>
-        <w:pageBreakBefore/>
       </w:pPr>
       <w:r>
-        <w:t>文件制/修訂履歷</w:t>
+        <w:lastRenderedPageBreak/>
+        <w:t>文件制</w:t>
+      </w:r>
+      <w:r>
+        <w:t>/</w:t>
+      </w:r>
+      <w:r>
+        <w:t>修訂履歷</w:t>
       </w:r>
     </w:p>
     <w:tbl>
       <w:tblPr>
         <w:tblStyle w:val="aff2"/>
-        <w:tblW w:type="auto" w:w="0"/>
-        <w:tblLook w:firstColumn="1" w:firstRow="1" w:lastColumn="0" w:lastRow="0" w:noHBand="0" w:noVBand="1" w:val="04A0"/>
+        <w:tblW w:w="0" w:type="auto"/>
+        <w:tblLook w:val="04A0" w:firstRow="1" w:lastRow="0" w:firstColumn="1" w:lastColumn="0" w:noHBand="0" w:noVBand="1"/>
       </w:tblPr>
       <w:tblGrid>
-        <w:gridCol w:w="2340"/>
-        <w:gridCol w:w="2340"/>
-        <w:gridCol w:w="2340"/>
-        <w:gridCol w:w="2340"/>
+        <w:gridCol w:w="1151"/>
+        <w:gridCol w:w="1729"/>
+        <w:gridCol w:w="4320"/>
+        <w:gridCol w:w="2160"/>
       </w:tblGrid>
       <w:tr>
         <w:tc>
           <w:tcPr>
-            <w:tcW w:type="dxa" w:w="1151"/>
+            <w:tcW w:w="1151" w:type="dxa"/>
           </w:tcPr>
           <w:p>
             <w:pPr>
+              <w:spacing w:before="60" w:after="60"/>
               <w:jc w:val="center"/>
             </w:pPr>
             <w:r>
@@ -326,10 +376,11 @@
         </w:tc>
         <w:tc>
           <w:tcPr>
-            <w:tcW w:type="dxa" w:w="1729"/>
+            <w:tcW w:w="1729" w:type="dxa"/>
           </w:tcPr>
           <w:p>
             <w:pPr>
+              <w:spacing w:before="60" w:after="60"/>
               <w:jc w:val="center"/>
             </w:pPr>
             <w:r>
@@ -342,10 +393,11 @@
         </w:tc>
         <w:tc>
           <w:tcPr>
-            <w:tcW w:type="dxa" w:w="4320"/>
+            <w:tcW w:w="4320" w:type="dxa"/>
           </w:tcPr>
           <w:p>
             <w:pPr>
+              <w:spacing w:before="60" w:after="60"/>
               <w:jc w:val="center"/>
             </w:pPr>
             <w:r>
@@ -358,10 +410,11 @@
         </w:tc>
         <w:tc>
           <w:tcPr>
-            <w:tcW w:type="dxa" w:w="2160"/>
+            <w:tcW w:w="2160" w:type="dxa"/>
           </w:tcPr>
           <w:p>
             <w:pPr>
+              <w:spacing w:before="60" w:after="60"/>
               <w:jc w:val="center"/>
             </w:pPr>
             <w:r>
@@ -376,10 +429,11 @@
       <w:tr>
         <w:tc>
           <w:tcPr>
-            <w:tcW w:type="dxa" w:w="1151"/>
+            <w:tcW w:w="1151" w:type="dxa"/>
           </w:tcPr>
           <w:p>
             <w:pPr>
+              <w:spacing w:before="60" w:after="60"/>
               <w:jc w:val="center"/>
             </w:pPr>
             <w:r>
@@ -389,22 +443,26 @@
         </w:tc>
         <w:tc>
           <w:tcPr>
-            <w:tcW w:type="dxa" w:w="1729"/>
+            <w:tcW w:w="1729" w:type="dxa"/>
           </w:tcPr>
           <w:p>
             <w:pPr>
+              <w:spacing w:before="60" w:after="60"/>
               <w:jc w:val="center"/>
             </w:pPr>
             <w:r>
-              <w:t>2026/10/19</w:t>
+              <w:t>2026/10/20</w:t>
             </w:r>
           </w:p>
         </w:tc>
         <w:tc>
           <w:tcPr>
-            <w:tcW w:type="dxa" w:w="4320"/>
+            <w:tcW w:w="4320" w:type="dxa"/>
           </w:tcPr>
           <w:p>
+            <w:pPr>
+              <w:spacing w:before="60" w:after="60"/>
+            </w:pPr>
             <w:r>
               <w:t>初次發行</w:t>
             </w:r>
@@ -412,10 +470,11 @@
         </w:tc>
         <w:tc>
           <w:tcPr>
-            <w:tcW w:type="dxa" w:w="2160"/>
+            <w:tcW w:w="2160" w:type="dxa"/>
           </w:tcPr>
           <w:p>
             <w:pPr>
+              <w:spacing w:before="60" w:after="60"/>
               <w:jc w:val="center"/>
             </w:pPr>
             <w:r>
@@ -428,25 +487,686 @@
     <w:p>
       <w:pPr>
         <w:pStyle w:val="Heading1NoTOC"/>
-        <w:pageBreakBefore/>
       </w:pPr>
       <w:r>
+        <w:lastRenderedPageBreak/>
         <w:t>目錄</w:t>
       </w:r>
     </w:p>
     <w:p>
+      <w:pPr>
+        <w:pStyle w:val="14"/>
+        <w:tabs>
+          <w:tab w:val="right" w:leader="dot" w:pos="9350"/>
+        </w:tabs>
+        <w:rPr>
+          <w:rFonts w:asciiTheme="minorHAnsi" w:eastAsiaTheme="minorEastAsia" w:hAnsiTheme="minorHAnsi" w:cstheme="minorBidi"/>
+          <w:noProof/>
+          <w:color w:val="auto"/>
+          <w:kern w:val="2"/>
+          <w:szCs w:val="22"/>
+        </w:rPr>
+      </w:pPr>
       <w:r>
         <w:fldChar w:fldCharType="begin"/>
-        <w:instrText xml:space="preserve">TOC \o "1-2" \h \z \u</w:instrText>
+      </w:r>
+      <w:r>
+        <w:instrText>TOC \o "1-2" \h \z \u</w:instrText>
+      </w:r>
+      <w:r>
         <w:fldChar w:fldCharType="separate"/>
-        <w:t>目錄將於開啟文件時自動更新</w:t>
+      </w:r>
+      <w:hyperlink w:anchor="_Toc243386452" w:history="1">
+        <w:r>
+          <w:rPr>
+            <w:rStyle w:val="affb"/>
+            <w:rFonts w:hint="eastAsia"/>
+            <w:noProof/>
+          </w:rPr>
+          <w:t>壹、作業說明</w:t>
+        </w:r>
+        <w:r>
+          <w:rPr>
+            <w:noProof/>
+            <w:webHidden/>
+          </w:rPr>
+          <w:tab/>
+        </w:r>
+        <w:r>
+          <w:rPr>
+            <w:noProof/>
+            <w:webHidden/>
+          </w:rPr>
+          <w:fldChar w:fldCharType="begin"/>
+        </w:r>
+        <w:r>
+          <w:rPr>
+            <w:noProof/>
+            <w:webHidden/>
+          </w:rPr>
+          <w:instrText xml:space="preserve"> PAGEREF _Toc243386452 \h </w:instrText>
+        </w:r>
+        <w:r>
+          <w:rPr>
+            <w:noProof/>
+            <w:webHidden/>
+          </w:rPr>
+        </w:r>
+        <w:r>
+          <w:rPr>
+            <w:noProof/>
+            <w:webHidden/>
+          </w:rPr>
+          <w:fldChar w:fldCharType="separate"/>
+        </w:r>
+        <w:r>
+          <w:rPr>
+            <w:noProof/>
+            <w:webHidden/>
+          </w:rPr>
+          <w:t>1</w:t>
+        </w:r>
+        <w:r>
+          <w:rPr>
+            <w:noProof/>
+            <w:webHidden/>
+          </w:rPr>
+          <w:fldChar w:fldCharType="end"/>
+        </w:r>
+      </w:hyperlink>
+    </w:p>
+    <w:p>
+      <w:pPr>
+        <w:pStyle w:val="2a"/>
+        <w:tabs>
+          <w:tab w:val="right" w:leader="dot" w:pos="9350"/>
+        </w:tabs>
+        <w:rPr>
+          <w:rFonts w:asciiTheme="minorHAnsi" w:eastAsiaTheme="minorEastAsia" w:hAnsiTheme="minorHAnsi" w:cstheme="minorBidi"/>
+          <w:noProof/>
+          <w:color w:val="auto"/>
+          <w:kern w:val="2"/>
+          <w:szCs w:val="22"/>
+        </w:rPr>
+      </w:pPr>
+      <w:hyperlink w:anchor="_Toc243386453" w:history="1">
+        <w:r>
+          <w:rPr>
+            <w:rStyle w:val="affb"/>
+            <w:rFonts w:hint="eastAsia"/>
+            <w:noProof/>
+          </w:rPr>
+          <w:t>一、使用情境</w:t>
+        </w:r>
+        <w:r>
+          <w:rPr>
+            <w:noProof/>
+            <w:webHidden/>
+          </w:rPr>
+          <w:tab/>
+        </w:r>
+        <w:r>
+          <w:rPr>
+            <w:noProof/>
+            <w:webHidden/>
+          </w:rPr>
+          <w:fldChar w:fldCharType="begin"/>
+        </w:r>
+        <w:r>
+          <w:rPr>
+            <w:noProof/>
+            <w:webHidden/>
+          </w:rPr>
+          <w:instrText xml:space="preserve"> PAGEREF _Toc243386453 \h </w:instrText>
+        </w:r>
+        <w:r>
+          <w:rPr>
+            <w:noProof/>
+            <w:webHidden/>
+          </w:rPr>
+        </w:r>
+        <w:r>
+          <w:rPr>
+            <w:noProof/>
+            <w:webHidden/>
+          </w:rPr>
+          <w:fldChar w:fldCharType="separate"/>
+        </w:r>
+        <w:r>
+          <w:rPr>
+            <w:noProof/>
+            <w:webHidden/>
+          </w:rPr>
+          <w:t>1</w:t>
+        </w:r>
+        <w:r>
+          <w:rPr>
+            <w:noProof/>
+            <w:webHidden/>
+          </w:rPr>
+          <w:fldChar w:fldCharType="end"/>
+        </w:r>
+      </w:hyperlink>
+    </w:p>
+    <w:p>
+      <w:pPr>
+        <w:pStyle w:val="2a"/>
+        <w:tabs>
+          <w:tab w:val="right" w:leader="dot" w:pos="9350"/>
+        </w:tabs>
+        <w:rPr>
+          <w:rFonts w:asciiTheme="minorHAnsi" w:eastAsiaTheme="minorEastAsia" w:hAnsiTheme="minorHAnsi" w:cstheme="minorBidi"/>
+          <w:noProof/>
+          <w:color w:val="auto"/>
+          <w:kern w:val="2"/>
+          <w:szCs w:val="22"/>
+        </w:rPr>
+      </w:pPr>
+      <w:hyperlink w:anchor="_Toc243386454" w:history="1">
+        <w:r>
+          <w:rPr>
+            <w:rStyle w:val="affb"/>
+            <w:rFonts w:hint="eastAsia"/>
+            <w:noProof/>
+          </w:rPr>
+          <w:t>二、進入路徑</w:t>
+        </w:r>
+        <w:r>
+          <w:rPr>
+            <w:noProof/>
+            <w:webHidden/>
+          </w:rPr>
+          <w:tab/>
+        </w:r>
+        <w:r>
+          <w:rPr>
+            <w:noProof/>
+            <w:webHidden/>
+          </w:rPr>
+          <w:fldChar w:fldCharType="begin"/>
+        </w:r>
+        <w:r>
+          <w:rPr>
+            <w:noProof/>
+            <w:webHidden/>
+          </w:rPr>
+          <w:instrText xml:space="preserve"> PAGEREF _Toc243386454 \h </w:instrText>
+        </w:r>
+        <w:r>
+          <w:rPr>
+            <w:noProof/>
+            <w:webHidden/>
+          </w:rPr>
+        </w:r>
+        <w:r>
+          <w:rPr>
+            <w:noProof/>
+            <w:webHidden/>
+          </w:rPr>
+          <w:fldChar w:fldCharType="separate"/>
+        </w:r>
+        <w:r>
+          <w:rPr>
+            <w:noProof/>
+            <w:webHidden/>
+          </w:rPr>
+          <w:t>1</w:t>
+        </w:r>
+        <w:r>
+          <w:rPr>
+            <w:noProof/>
+            <w:webHidden/>
+          </w:rPr>
+          <w:fldChar w:fldCharType="end"/>
+        </w:r>
+      </w:hyperlink>
+    </w:p>
+    <w:p>
+      <w:pPr>
+        <w:pStyle w:val="14"/>
+        <w:tabs>
+          <w:tab w:val="right" w:leader="dot" w:pos="9350"/>
+        </w:tabs>
+        <w:rPr>
+          <w:rFonts w:asciiTheme="minorHAnsi" w:eastAsiaTheme="minorEastAsia" w:hAnsiTheme="minorHAnsi" w:cstheme="minorBidi"/>
+          <w:noProof/>
+          <w:color w:val="auto"/>
+          <w:kern w:val="2"/>
+          <w:szCs w:val="22"/>
+        </w:rPr>
+      </w:pPr>
+      <w:hyperlink w:anchor="_Toc243386455" w:history="1">
+        <w:r>
+          <w:rPr>
+            <w:rStyle w:val="affb"/>
+            <w:rFonts w:hint="eastAsia"/>
+            <w:noProof/>
+          </w:rPr>
+          <w:t>貳、操作說明</w:t>
+        </w:r>
+        <w:r>
+          <w:rPr>
+            <w:noProof/>
+            <w:webHidden/>
+          </w:rPr>
+          <w:tab/>
+        </w:r>
+        <w:r>
+          <w:rPr>
+            <w:noProof/>
+            <w:webHidden/>
+          </w:rPr>
+          <w:fldChar w:fldCharType="begin"/>
+        </w:r>
+        <w:r>
+          <w:rPr>
+            <w:noProof/>
+            <w:webHidden/>
+          </w:rPr>
+          <w:instrText xml:space="preserve"> PAGEREF _Toc243386455 \h </w:instrText>
+        </w:r>
+        <w:r>
+          <w:rPr>
+            <w:noProof/>
+            <w:webHidden/>
+          </w:rPr>
+        </w:r>
+        <w:r>
+          <w:rPr>
+            <w:noProof/>
+            <w:webHidden/>
+          </w:rPr>
+          <w:fldChar w:fldCharType="separate"/>
+        </w:r>
+        <w:r>
+          <w:rPr>
+            <w:noProof/>
+            <w:webHidden/>
+          </w:rPr>
+          <w:t>2</w:t>
+        </w:r>
+        <w:r>
+          <w:rPr>
+            <w:noProof/>
+            <w:webHidden/>
+          </w:rPr>
+          <w:fldChar w:fldCharType="end"/>
+        </w:r>
+      </w:hyperlink>
+    </w:p>
+    <w:p>
+      <w:pPr>
+        <w:pStyle w:val="2a"/>
+        <w:tabs>
+          <w:tab w:val="right" w:leader="dot" w:pos="9350"/>
+        </w:tabs>
+        <w:rPr>
+          <w:rFonts w:asciiTheme="minorHAnsi" w:eastAsiaTheme="minorEastAsia" w:hAnsiTheme="minorHAnsi" w:cstheme="minorBidi"/>
+          <w:noProof/>
+          <w:color w:val="auto"/>
+          <w:kern w:val="2"/>
+          <w:szCs w:val="22"/>
+        </w:rPr>
+      </w:pPr>
+      <w:hyperlink w:anchor="_Toc243386456" w:history="1">
+        <w:r>
+          <w:rPr>
+            <w:rStyle w:val="affb"/>
+            <w:rFonts w:hint="eastAsia"/>
+            <w:noProof/>
+          </w:rPr>
+          <w:t>一、畫面與前置設定</w:t>
+        </w:r>
+        <w:r>
+          <w:rPr>
+            <w:noProof/>
+            <w:webHidden/>
+          </w:rPr>
+          <w:tab/>
+        </w:r>
+        <w:r>
+          <w:rPr>
+            <w:noProof/>
+            <w:webHidden/>
+          </w:rPr>
+          <w:fldChar w:fldCharType="begin"/>
+        </w:r>
+        <w:r>
+          <w:rPr>
+            <w:noProof/>
+            <w:webHidden/>
+          </w:rPr>
+          <w:instrText xml:space="preserve"> PAGEREF _Toc243386456 \h </w:instrText>
+        </w:r>
+        <w:r>
+          <w:rPr>
+            <w:noProof/>
+            <w:webHidden/>
+          </w:rPr>
+        </w:r>
+        <w:r>
+          <w:rPr>
+            <w:noProof/>
+            <w:webHidden/>
+          </w:rPr>
+          <w:fldChar w:fldCharType="separate"/>
+        </w:r>
+        <w:r>
+          <w:rPr>
+            <w:noProof/>
+            <w:webHidden/>
+          </w:rPr>
+          <w:t>2</w:t>
+        </w:r>
+        <w:r>
+          <w:rPr>
+            <w:noProof/>
+            <w:webHidden/>
+          </w:rPr>
+          <w:fldChar w:fldCharType="end"/>
+        </w:r>
+      </w:hyperlink>
+    </w:p>
+    <w:p>
+      <w:pPr>
+        <w:pStyle w:val="2a"/>
+        <w:tabs>
+          <w:tab w:val="right" w:leader="dot" w:pos="9350"/>
+        </w:tabs>
+        <w:rPr>
+          <w:rFonts w:asciiTheme="minorHAnsi" w:eastAsiaTheme="minorEastAsia" w:hAnsiTheme="minorHAnsi" w:cstheme="minorBidi"/>
+          <w:noProof/>
+          <w:color w:val="auto"/>
+          <w:kern w:val="2"/>
+          <w:szCs w:val="22"/>
+        </w:rPr>
+      </w:pPr>
+      <w:hyperlink w:anchor="_Toc243386457" w:history="1">
+        <w:r>
+          <w:rPr>
+            <w:rStyle w:val="affb"/>
+            <w:rFonts w:hint="eastAsia"/>
+            <w:noProof/>
+          </w:rPr>
+          <w:t>二、檢視各類型文件總數</w:t>
+        </w:r>
+        <w:r>
+          <w:rPr>
+            <w:noProof/>
+            <w:webHidden/>
+          </w:rPr>
+          <w:tab/>
+        </w:r>
+        <w:r>
+          <w:rPr>
+            <w:noProof/>
+            <w:webHidden/>
+          </w:rPr>
+          <w:fldChar w:fldCharType="begin"/>
+        </w:r>
+        <w:r>
+          <w:rPr>
+            <w:noProof/>
+            <w:webHidden/>
+          </w:rPr>
+          <w:instrText xml:space="preserve"> PAGEREF _Toc243386457 \h </w:instrText>
+        </w:r>
+        <w:r>
+          <w:rPr>
+            <w:noProof/>
+            <w:webHidden/>
+          </w:rPr>
+        </w:r>
+        <w:r>
+          <w:rPr>
+            <w:noProof/>
+            <w:webHidden/>
+          </w:rPr>
+          <w:fldChar w:fldCharType="separate"/>
+        </w:r>
+        <w:r>
+          <w:rPr>
+            <w:noProof/>
+            <w:webHidden/>
+          </w:rPr>
+          <w:t>3</w:t>
+        </w:r>
+        <w:r>
+          <w:rPr>
+            <w:noProof/>
+            <w:webHidden/>
+          </w:rPr>
+          <w:fldChar w:fldCharType="end"/>
+        </w:r>
+      </w:hyperlink>
+    </w:p>
+    <w:p>
+      <w:pPr>
+        <w:pStyle w:val="2a"/>
+        <w:tabs>
+          <w:tab w:val="right" w:leader="dot" w:pos="9350"/>
+        </w:tabs>
+        <w:rPr>
+          <w:rFonts w:asciiTheme="minorHAnsi" w:eastAsiaTheme="minorEastAsia" w:hAnsiTheme="minorHAnsi" w:cstheme="minorBidi"/>
+          <w:noProof/>
+          <w:color w:val="auto"/>
+          <w:kern w:val="2"/>
+          <w:szCs w:val="22"/>
+        </w:rPr>
+      </w:pPr>
+      <w:hyperlink w:anchor="_Toc243386458" w:history="1">
+        <w:r>
+          <w:rPr>
+            <w:rStyle w:val="affb"/>
+            <w:rFonts w:hint="eastAsia"/>
+            <w:noProof/>
+          </w:rPr>
+          <w:t>三、檢視最新更新公告</w:t>
+        </w:r>
+        <w:r>
+          <w:rPr>
+            <w:noProof/>
+            <w:webHidden/>
+          </w:rPr>
+          <w:tab/>
+        </w:r>
+        <w:r>
+          <w:rPr>
+            <w:noProof/>
+            <w:webHidden/>
+          </w:rPr>
+          <w:fldChar w:fldCharType="begin"/>
+        </w:r>
+        <w:r>
+          <w:rPr>
+            <w:noProof/>
+            <w:webHidden/>
+          </w:rPr>
+          <w:instrText xml:space="preserve"> PAGEREF _Toc243386458 \h </w:instrText>
+        </w:r>
+        <w:r>
+          <w:rPr>
+            <w:noProof/>
+            <w:webHidden/>
+          </w:rPr>
+        </w:r>
+        <w:r>
+          <w:rPr>
+            <w:noProof/>
+            <w:webHidden/>
+          </w:rPr>
+          <w:fldChar w:fldCharType="separate"/>
+        </w:r>
+        <w:r>
+          <w:rPr>
+            <w:noProof/>
+            <w:webHidden/>
+          </w:rPr>
+          <w:t>3</w:t>
+        </w:r>
+        <w:r>
+          <w:rPr>
+            <w:noProof/>
+            <w:webHidden/>
+          </w:rPr>
+          <w:fldChar w:fldCharType="end"/>
+        </w:r>
+      </w:hyperlink>
+    </w:p>
+    <w:p>
+      <w:pPr>
+        <w:pStyle w:val="14"/>
+        <w:tabs>
+          <w:tab w:val="right" w:leader="dot" w:pos="9350"/>
+        </w:tabs>
+        <w:rPr>
+          <w:rFonts w:asciiTheme="minorHAnsi" w:eastAsiaTheme="minorEastAsia" w:hAnsiTheme="minorHAnsi" w:cstheme="minorBidi"/>
+          <w:noProof/>
+          <w:color w:val="auto"/>
+          <w:kern w:val="2"/>
+          <w:szCs w:val="22"/>
+        </w:rPr>
+      </w:pPr>
+      <w:hyperlink w:anchor="_Toc243386459" w:history="1">
+        <w:r>
+          <w:rPr>
+            <w:rStyle w:val="affb"/>
+            <w:rFonts w:hint="eastAsia"/>
+            <w:noProof/>
+          </w:rPr>
+          <w:t>參、常見訊息與處置</w:t>
+        </w:r>
+        <w:r>
+          <w:rPr>
+            <w:noProof/>
+            <w:webHidden/>
+          </w:rPr>
+          <w:tab/>
+        </w:r>
+        <w:r>
+          <w:rPr>
+            <w:noProof/>
+            <w:webHidden/>
+          </w:rPr>
+          <w:fldChar w:fldCharType="begin"/>
+        </w:r>
+        <w:r>
+          <w:rPr>
+            <w:noProof/>
+            <w:webHidden/>
+          </w:rPr>
+          <w:instrText xml:space="preserve"> PAGEREF _Toc243386459 \h </w:instrText>
+        </w:r>
+        <w:r>
+          <w:rPr>
+            <w:noProof/>
+            <w:webHidden/>
+          </w:rPr>
+        </w:r>
+        <w:r>
+          <w:rPr>
+            <w:noProof/>
+            <w:webHidden/>
+          </w:rPr>
+          <w:fldChar w:fldCharType="separate"/>
+        </w:r>
+        <w:r>
+          <w:rPr>
+            <w:noProof/>
+            <w:webHidden/>
+          </w:rPr>
+          <w:t>4</w:t>
+        </w:r>
+        <w:r>
+          <w:rPr>
+            <w:noProof/>
+            <w:webHidden/>
+          </w:rPr>
+          <w:fldChar w:fldCharType="end"/>
+        </w:r>
+      </w:hyperlink>
+    </w:p>
+    <w:p>
+      <w:pPr>
+        <w:pStyle w:val="2a"/>
+        <w:tabs>
+          <w:tab w:val="right" w:leader="dot" w:pos="9350"/>
+        </w:tabs>
+        <w:rPr>
+          <w:rFonts w:asciiTheme="minorHAnsi" w:eastAsiaTheme="minorEastAsia" w:hAnsiTheme="minorHAnsi" w:cstheme="minorBidi"/>
+          <w:noProof/>
+          <w:color w:val="auto"/>
+          <w:kern w:val="2"/>
+          <w:szCs w:val="22"/>
+        </w:rPr>
+      </w:pPr>
+      <w:hyperlink w:anchor="_Toc243386460" w:history="1">
+        <w:r>
+          <w:rPr>
+            <w:rStyle w:val="affb"/>
+            <w:rFonts w:hint="eastAsia"/>
+            <w:noProof/>
+          </w:rPr>
+          <w:t>一、其他情況</w:t>
+        </w:r>
+        <w:r>
+          <w:rPr>
+            <w:noProof/>
+            <w:webHidden/>
+          </w:rPr>
+          <w:tab/>
+        </w:r>
+        <w:r>
+          <w:rPr>
+            <w:noProof/>
+            <w:webHidden/>
+          </w:rPr>
+          <w:fldChar w:fldCharType="begin"/>
+        </w:r>
+        <w:r>
+          <w:rPr>
+            <w:noProof/>
+            <w:webHidden/>
+          </w:rPr>
+          <w:instrText xml:space="preserve"> PAGEREF _Toc243386460 \h </w:instrText>
+        </w:r>
+        <w:r>
+          <w:rPr>
+            <w:noProof/>
+            <w:webHidden/>
+          </w:rPr>
+        </w:r>
+        <w:r>
+          <w:rPr>
+            <w:noProof/>
+            <w:webHidden/>
+          </w:rPr>
+          <w:fldChar w:fldCharType="separate"/>
+        </w:r>
+        <w:r>
+          <w:rPr>
+            <w:noProof/>
+            <w:webHidden/>
+          </w:rPr>
+          <w:t>4</w:t>
+        </w:r>
+        <w:r>
+          <w:rPr>
+            <w:noProof/>
+            <w:webHidden/>
+          </w:rPr>
+          <w:fldChar w:fldCharType="end"/>
+        </w:r>
+      </w:hyperlink>
+    </w:p>
+    <w:p>
+      <w:r>
         <w:fldChar w:fldCharType="end"/>
       </w:r>
     </w:p>
     <w:p>
       <w:pPr>
         <w:sectPr>
-          <w:footerReference w:type="default" r:id="rId8"/>
           <w:pgSz w:w="12240" w:h="15840"/>
           <w:pgMar w:top="1440" w:right="1440" w:bottom="1440" w:left="1440" w:header="720" w:footer="720" w:gutter="0"/>
           <w:cols w:space="720"/>
@@ -458,17 +1178,22 @@
       <w:pPr>
         <w:pStyle w:val="1"/>
       </w:pPr>
+      <w:bookmarkStart w:id="1" w:name="_Toc243386452"/>
       <w:r>
+        <w:lastRenderedPageBreak/>
         <w:t>壹、作業說明</w:t>
       </w:r>
+      <w:bookmarkEnd w:id="1"/>
     </w:p>
     <w:p>
       <w:pPr>
         <w:pStyle w:val="2"/>
       </w:pPr>
+      <w:bookmarkStart w:id="2" w:name="_Toc243386453"/>
       <w:r>
         <w:t>一、使用情境</w:t>
       </w:r>
+      <w:bookmarkEnd w:id="2"/>
     </w:p>
     <w:p>
       <w:pPr>
@@ -492,15 +1217,47 @@
         <w:ind w:firstLine="482"/>
       </w:pPr>
       <w:r>
-        <w:t>系統儀表板沒有獨立的畫面，是登入後主頁上的「DM 文件概況」區塊，與教育訓練的概況並列；主頁本身的說明見 DP00 登入後主頁。不具任何文件管理角色者，主頁不會出現此區塊。</w:t>
+        <w:t>系統儀表板沒有獨立的畫面，是登入後主頁上的「</w:t>
+      </w:r>
+      <w:r>
+        <w:t xml:space="preserve">DM </w:t>
+      </w:r>
+      <w:r>
+        <w:t>文件概況」區塊，與教育訓練的概況並列；主頁本身的說明見</w:t>
+      </w:r>
+      <w:r>
+        <w:t xml:space="preserve"> DP00 </w:t>
+      </w:r>
+      <w:r>
+        <w:t>登入後主頁。不具任何文件管理角色者，主頁不會出現此區塊。</w:t>
       </w:r>
     </w:p>
     <w:p>
       <w:pPr>
         <w:pStyle w:val="2"/>
       </w:pPr>
+      <w:bookmarkStart w:id="3" w:name="_Toc243386454"/>
       <w:r>
         <w:t>二、進入路徑</w:t>
+      </w:r>
+      <w:bookmarkEnd w:id="3"/>
+    </w:p>
+    <w:p>
+      <w:pPr>
+        <w:pStyle w:val="af0"/>
+        <w:numPr>
+          <w:ilvl w:val="0"/>
+          <w:numId w:val="37"/>
+        </w:numPr>
+      </w:pPr>
+      <w:r>
+        <w:t>登入成功後自動進入主頁，「</w:t>
+      </w:r>
+      <w:r>
+        <w:t xml:space="preserve">DM </w:t>
+      </w:r>
+      <w:r>
+        <w:t>文件概況」位於頁面下方</w:t>
       </w:r>
     </w:p>
     <w:p>
@@ -508,19 +1265,7 @@
         <w:pStyle w:val="af0"/>
         <w:numPr>
           <w:ilvl w:val="0"/>
-          <w:numId w:val="900"/>
-        </w:numPr>
-      </w:pPr>
-      <w:r>
-        <w:t>登入成功後自動進入主頁，「DM 文件概況」位於頁面下方</w:t>
-      </w:r>
-    </w:p>
-    <w:p>
-      <w:pPr>
-        <w:pStyle w:val="af0"/>
-        <w:numPr>
-          <w:ilvl w:val="0"/>
-          <w:numId w:val="900"/>
+          <w:numId w:val="37"/>
         </w:numPr>
       </w:pPr>
       <w:r>
@@ -531,28 +1276,40 @@
       <w:pPr>
         <w:pStyle w:val="1"/>
       </w:pPr>
+      <w:bookmarkStart w:id="4" w:name="_Toc243386455"/>
       <w:r>
+        <w:lastRenderedPageBreak/>
         <w:t>貳、操作說明</w:t>
       </w:r>
+      <w:bookmarkEnd w:id="4"/>
     </w:p>
     <w:p>
       <w:pPr>
         <w:pStyle w:val="2"/>
       </w:pPr>
+      <w:bookmarkStart w:id="5" w:name="_Toc243386456"/>
       <w:r>
         <w:t>一、畫面與前置設定</w:t>
       </w:r>
+      <w:bookmarkEnd w:id="5"/>
     </w:p>
     <w:p>
       <w:pPr>
         <w:ind w:firstLine="482"/>
       </w:pPr>
       <w:r>
-        <w:t>「DM 文件概況」分為上下兩塊：上方為「各類型文件總數」，下方為「最新更新公告」。</w:t>
+        <w:t>「</w:t>
+      </w:r>
+      <w:r>
+        <w:t xml:space="preserve">DM </w:t>
+      </w:r>
+      <w:r>
+        <w:t>文件概況」分為上下兩塊：上方為「各類型文件總數」，下方為「最新更新公告」。</w:t>
       </w:r>
     </w:p>
     <w:p>
       <w:pPr>
+        <w:keepNext/>
         <w:ind w:firstLine="482"/>
       </w:pPr>
       <w:r>
@@ -565,32 +1322,35 @@
         <w:t>依登入者看得到的文件計算</w:t>
       </w:r>
       <w:r>
-        <w:t>，與 DM01 文件庫的可見範圍相同：</w:t>
+        <w:t>，與</w:t>
+      </w:r>
+      <w:r>
+        <w:t xml:space="preserve"> DM01 </w:t>
+      </w:r>
+      <w:r>
+        <w:t>文件庫的可見範圍相同：</w:t>
       </w:r>
     </w:p>
     <w:tbl>
       <w:tblPr>
         <w:tblStyle w:val="aff2"/>
-        <w:tblW w:type="auto" w:w="0"/>
+        <w:tblW w:w="0" w:type="auto"/>
         <w:tblLayout w:type="fixed"/>
-        <w:tblLook w:firstColumn="1" w:firstRow="1" w:lastColumn="0" w:lastRow="0" w:noHBand="0" w:noVBand="1" w:val="04A0"/>
-        <w:tblLayout w:type="fixed"/>
+        <w:tblLook w:val="04A0" w:firstRow="1" w:lastRow="0" w:firstColumn="1" w:lastColumn="0" w:noHBand="0" w:noVBand="1"/>
       </w:tblPr>
       <w:tblGrid>
-        <w:gridCol w:w="4680"/>
-        <w:gridCol w:w="4680"/>
+        <w:gridCol w:w="3583"/>
+        <w:gridCol w:w="5777"/>
       </w:tblGrid>
       <w:tr>
         <w:tc>
           <w:tcPr>
-            <w:tcW w:type="dxa" w:w="3583"/>
+            <w:tcW w:w="3583" w:type="dxa"/>
           </w:tcPr>
           <w:p>
-            <w:r>
-              <w:rPr>
-                <w:b/>
-              </w:rPr>
-            </w:r>
+            <w:pPr>
+              <w:spacing w:before="60" w:after="60"/>
+            </w:pPr>
             <w:r>
               <w:rPr>
                 <w:b/>
@@ -601,14 +1361,12 @@
         </w:tc>
         <w:tc>
           <w:tcPr>
-            <w:tcW w:type="dxa" w:w="5777"/>
+            <w:tcW w:w="5777" w:type="dxa"/>
           </w:tcPr>
           <w:p>
-            <w:r>
-              <w:rPr>
-                <w:b/>
-              </w:rPr>
-            </w:r>
+            <w:pPr>
+              <w:spacing w:before="60" w:after="60"/>
+            </w:pPr>
             <w:r>
               <w:rPr>
                 <w:b/>
@@ -621,10 +1379,12 @@
       <w:tr>
         <w:tc>
           <w:tcPr>
-            <w:tcW w:type="dxa" w:w="3583"/>
+            <w:tcW w:w="3583" w:type="dxa"/>
           </w:tcPr>
           <w:p>
-            <w:r/>
+            <w:pPr>
+              <w:spacing w:before="60" w:after="60"/>
+            </w:pPr>
             <w:r>
               <w:t>具編輯者、審核者或管理者角色者</w:t>
             </w:r>
@@ -632,10 +1392,12 @@
         </w:tc>
         <w:tc>
           <w:tcPr>
-            <w:tcW w:type="dxa" w:w="5777"/>
+            <w:tcW w:w="5777" w:type="dxa"/>
           </w:tcPr>
           <w:p>
-            <w:r/>
+            <w:pPr>
+              <w:spacing w:before="60" w:after="60"/>
+            </w:pPr>
             <w:r>
               <w:t>全部已發布文件</w:t>
             </w:r>
@@ -645,10 +1407,12 @@
       <w:tr>
         <w:tc>
           <w:tcPr>
-            <w:tcW w:type="dxa" w:w="3583"/>
+            <w:tcW w:w="3583" w:type="dxa"/>
           </w:tcPr>
           <w:p>
-            <w:r/>
+            <w:pPr>
+              <w:spacing w:before="60" w:after="60"/>
+            </w:pPr>
             <w:r>
               <w:t>僅具閱覽者角色者</w:t>
             </w:r>
@@ -656,12 +1420,17 @@
         </w:tc>
         <w:tc>
           <w:tcPr>
-            <w:tcW w:type="dxa" w:w="5777"/>
+            <w:tcW w:w="5777" w:type="dxa"/>
           </w:tcPr>
           <w:p>
-            <w:r/>
+            <w:pPr>
+              <w:spacing w:before="60" w:after="60"/>
+            </w:pPr>
             <w:r>
-              <w:t>可見對象與本人相符的文件；「訓練教材」分類不設可見對象，閱覽者看不到，計數為 0</w:t>
+              <w:t>可見對象與本人相符的文件；「訓練教材」分類不設可見對象，閱覽者看不到，計數為</w:t>
+            </w:r>
+            <w:r>
+              <w:t xml:space="preserve"> 0</w:t>
             </w:r>
           </w:p>
         </w:tc>
@@ -679,26 +1448,29 @@
       <w:pPr>
         <w:keepNext/>
         <w:spacing w:before="160" w:after="40"/>
-        <w:ind w:left="0" w:firstLine="0"/>
         <w:jc w:val="center"/>
       </w:pPr>
       <w:r>
+        <w:rPr>
+          <w:noProof/>
+        </w:rPr>
         <w:drawing>
-          <wp:inline xmlns:a="http://schemas.openxmlformats.org/drawingml/2006/main" xmlns:pic="http://schemas.openxmlformats.org/drawingml/2006/picture">
+          <wp:inline distT="0" distB="0" distL="0" distR="0">
             <wp:extent cx="5580000" cy="4555397"/>
+            <wp:effectExtent l="0" t="0" r="0" b="0"/>
             <wp:docPr id="1" name="Picture 1"/>
             <wp:cNvGraphicFramePr>
-              <a:graphicFrameLocks noChangeAspect="1"/>
+              <a:graphicFrameLocks xmlns:a="http://schemas.openxmlformats.org/drawingml/2006/main" noChangeAspect="1"/>
             </wp:cNvGraphicFramePr>
-            <a:graphic>
+            <a:graphic xmlns:a="http://schemas.openxmlformats.org/drawingml/2006/main">
               <a:graphicData uri="http://schemas.openxmlformats.org/drawingml/2006/picture">
-                <pic:pic>
+                <pic:pic xmlns:pic="http://schemas.openxmlformats.org/drawingml/2006/picture">
                   <pic:nvPicPr>
                     <pic:cNvPr id="0" name="dm00-01.png"/>
                     <pic:cNvPicPr/>
                   </pic:nvPicPr>
                   <pic:blipFill>
-                    <a:blip r:embed="rId9"/>
+                    <a:blip r:embed="rId8"/>
                     <a:stretch>
                       <a:fillRect/>
                     </a:stretch>
@@ -708,7 +1480,9 @@
                       <a:off x="0" y="0"/>
                       <a:ext cx="5580000" cy="4555397"/>
                     </a:xfrm>
-                    <a:prstGeom prst="rect"/>
+                    <a:prstGeom prst="rect">
+                      <a:avLst/>
+                    </a:prstGeom>
                   </pic:spPr>
                 </pic:pic>
               </a:graphicData>
@@ -720,7 +1494,6 @@
     <w:p>
       <w:pPr>
         <w:spacing w:after="160"/>
-        <w:ind w:firstLine="0"/>
         <w:jc w:val="center"/>
       </w:pPr>
       <w:r>
@@ -728,27 +1501,63 @@
           <w:color w:val="404040"/>
           <w:sz w:val="20"/>
         </w:rPr>
-        <w:t>具編輯者角色者登入後，主頁下方的「DM 文件概況」，上方為各類型文件總數，下方為近一個月發布的公告</w:t>
+        <w:t>具編輯者角色者登入後，主頁下方的「</w:t>
+      </w:r>
+      <w:r>
+        <w:rPr>
+          <w:color w:val="404040"/>
+          <w:sz w:val="20"/>
+        </w:rPr>
+        <w:t xml:space="preserve">DM </w:t>
+      </w:r>
+      <w:r>
+        <w:rPr>
+          <w:color w:val="404040"/>
+          <w:sz w:val="20"/>
+        </w:rPr>
+        <w:t>文件概況」，上方為各類型文件總數，下方為近一個月發布的公告</w:t>
       </w:r>
     </w:p>
     <w:p>
       <w:pPr>
         <w:pStyle w:val="2"/>
       </w:pPr>
+      <w:bookmarkStart w:id="6" w:name="_Toc243386457"/>
       <w:r>
+        <w:lastRenderedPageBreak/>
         <w:t>二、檢視各類型文件總數</w:t>
       </w:r>
+      <w:bookmarkEnd w:id="6"/>
     </w:p>
     <w:p>
       <w:pPr>
         <w:ind w:firstLine="482"/>
       </w:pPr>
       <w:r>
-        <w:t>四張卡片分別為「標準作業程序」「系統操作手冊」「訓練教材」「其他」的文件數，右下方為「總計」，即上述四個分類的合計；管理者於 DP03 系統參數與清單維護自建之分類，其文件不計入卡片與總計，請至 DM01 文件庫查詢。卡片僅供檢視，無法點選。卡片上的分類名稱以分類目前的名稱為準，管理者於 DP03 系統參數與清單維護改名後，卡片隨之顯示新名稱。</w:t>
+        <w:t>四張卡片分別為「標準作業程序」「系統操作手冊」「訓練教材」「其他」的文件數，右下方為「總計」，即上述四個分類的合計；管理者於</w:t>
+      </w:r>
+      <w:r>
+        <w:t xml:space="preserve"> DP03 </w:t>
+      </w:r>
+      <w:r>
+        <w:t>系統參數與清單維護自建之分類，其文件不計入卡片與總計，請至</w:t>
+      </w:r>
+      <w:r>
+        <w:t xml:space="preserve"> DM01 </w:t>
+      </w:r>
+      <w:r>
+        <w:t>文件庫查詢。卡片僅供檢視，無法點選。卡片上的分類名稱以分類目前的名稱為準，管理者於</w:t>
+      </w:r>
+      <w:r>
+        <w:t xml:space="preserve"> DP03 </w:t>
+      </w:r>
+      <w:r>
+        <w:t>系統參數與清單維護改名後，卡片隨之顯示新名稱。</w:t>
       </w:r>
     </w:p>
     <w:p>
       <w:pPr>
+        <w:keepNext/>
         <w:ind w:firstLine="482"/>
       </w:pPr>
       <w:r>
@@ -767,26 +1576,23 @@
     <w:tbl>
       <w:tblPr>
         <w:tblStyle w:val="aff2"/>
-        <w:tblW w:type="auto" w:w="0"/>
+        <w:tblW w:w="0" w:type="auto"/>
         <w:tblLayout w:type="fixed"/>
-        <w:tblLook w:firstColumn="1" w:firstRow="1" w:lastColumn="0" w:lastRow="0" w:noHBand="0" w:noVBand="1" w:val="04A0"/>
-        <w:tblLayout w:type="fixed"/>
+        <w:tblLook w:val="04A0" w:firstRow="1" w:lastRow="0" w:firstColumn="1" w:lastColumn="0" w:noHBand="0" w:noVBand="1"/>
       </w:tblPr>
       <w:tblGrid>
-        <w:gridCol w:w="4680"/>
-        <w:gridCol w:w="4680"/>
+        <w:gridCol w:w="4158"/>
+        <w:gridCol w:w="5202"/>
       </w:tblGrid>
       <w:tr>
         <w:tc>
           <w:tcPr>
-            <w:tcW w:type="dxa" w:w="4158"/>
+            <w:tcW w:w="4158" w:type="dxa"/>
           </w:tcPr>
           <w:p>
-            <w:r>
-              <w:rPr>
-                <w:b/>
-              </w:rPr>
-            </w:r>
+            <w:pPr>
+              <w:spacing w:before="60" w:after="60"/>
+            </w:pPr>
             <w:r>
               <w:rPr>
                 <w:b/>
@@ -797,14 +1603,12 @@
         </w:tc>
         <w:tc>
           <w:tcPr>
-            <w:tcW w:type="dxa" w:w="5202"/>
+            <w:tcW w:w="5202" w:type="dxa"/>
           </w:tcPr>
           <w:p>
-            <w:r>
-              <w:rPr>
-                <w:b/>
-              </w:rPr>
-            </w:r>
+            <w:pPr>
+              <w:spacing w:before="60" w:after="60"/>
+            </w:pPr>
             <w:r>
               <w:rPr>
                 <w:b/>
@@ -817,10 +1621,12 @@
       <w:tr>
         <w:tc>
           <w:tcPr>
-            <w:tcW w:type="dxa" w:w="4158"/>
+            <w:tcW w:w="4158" w:type="dxa"/>
           </w:tcPr>
           <w:p>
-            <w:r/>
+            <w:pPr>
+              <w:spacing w:before="60" w:after="60"/>
+            </w:pPr>
             <w:r>
               <w:t>已發布</w:t>
             </w:r>
@@ -828,10 +1634,12 @@
         </w:tc>
         <w:tc>
           <w:tcPr>
-            <w:tcW w:type="dxa" w:w="5202"/>
+            <w:tcW w:w="5202" w:type="dxa"/>
           </w:tcPr>
           <w:p>
-            <w:r/>
+            <w:pPr>
+              <w:spacing w:before="60" w:after="60"/>
+            </w:pPr>
             <w:r>
               <w:t>計入，每份文件只計一次，不論有幾個版本</w:t>
             </w:r>
@@ -841,10 +1649,12 @@
       <w:tr>
         <w:tc>
           <w:tcPr>
-            <w:tcW w:type="dxa" w:w="4158"/>
+            <w:tcW w:w="4158" w:type="dxa"/>
           </w:tcPr>
           <w:p>
-            <w:r/>
+            <w:pPr>
+              <w:spacing w:before="60" w:after="60"/>
+            </w:pPr>
             <w:r>
               <w:t>已提出廢止申請、尚待審核者核准</w:t>
             </w:r>
@@ -852,12 +1662,20 @@
         </w:tc>
         <w:tc>
           <w:tcPr>
-            <w:tcW w:type="dxa" w:w="5202"/>
+            <w:tcW w:w="5202" w:type="dxa"/>
           </w:tcPr>
           <w:p>
-            <w:r/>
+            <w:pPr>
+              <w:spacing w:before="60" w:after="60"/>
+            </w:pPr>
             <w:r>
-              <w:t>計入——廢止核准前文件仍在架上</w:t>
+              <w:t>計入</w:t>
+            </w:r>
+            <w:r>
+              <w:t>——</w:t>
+            </w:r>
+            <w:r>
+              <w:t>廢止核准前文件仍在架上</w:t>
             </w:r>
           </w:p>
         </w:tc>
@@ -865,10 +1683,12 @@
       <w:tr>
         <w:tc>
           <w:tcPr>
-            <w:tcW w:type="dxa" w:w="4158"/>
+            <w:tcW w:w="4158" w:type="dxa"/>
           </w:tcPr>
           <w:p>
-            <w:r/>
+            <w:pPr>
+              <w:spacing w:before="60" w:after="60"/>
+            </w:pPr>
             <w:r>
               <w:t>草稿、送審中</w:t>
             </w:r>
@@ -876,10 +1696,12 @@
         </w:tc>
         <w:tc>
           <w:tcPr>
-            <w:tcW w:type="dxa" w:w="5202"/>
+            <w:tcW w:w="5202" w:type="dxa"/>
           </w:tcPr>
           <w:p>
-            <w:r/>
+            <w:pPr>
+              <w:spacing w:before="60" w:after="60"/>
+            </w:pPr>
             <w:r>
               <w:t>不計入</w:t>
             </w:r>
@@ -889,10 +1711,12 @@
       <w:tr>
         <w:tc>
           <w:tcPr>
-            <w:tcW w:type="dxa" w:w="4158"/>
+            <w:tcW w:w="4158" w:type="dxa"/>
           </w:tcPr>
           <w:p>
-            <w:r/>
+            <w:pPr>
+              <w:spacing w:before="60" w:after="60"/>
+            </w:pPr>
             <w:r>
               <w:t>已廢止</w:t>
             </w:r>
@@ -900,10 +1724,12 @@
         </w:tc>
         <w:tc>
           <w:tcPr>
-            <w:tcW w:type="dxa" w:w="5202"/>
+            <w:tcW w:w="5202" w:type="dxa"/>
           </w:tcPr>
           <w:p>
-            <w:r/>
+            <w:pPr>
+              <w:spacing w:before="60" w:after="60"/>
+            </w:pPr>
             <w:r>
               <w:t>不計入</w:t>
             </w:r>
@@ -923,12 +1749,15 @@
       <w:pPr>
         <w:pStyle w:val="2"/>
       </w:pPr>
+      <w:bookmarkStart w:id="7" w:name="_Toc243386458"/>
       <w:r>
         <w:t>三、檢視最新更新公告</w:t>
       </w:r>
+      <w:bookmarkEnd w:id="7"/>
     </w:p>
     <w:p>
       <w:pPr>
+        <w:keepNext/>
         <w:ind w:firstLine="482"/>
       </w:pPr>
       <w:r>
@@ -947,26 +1776,23 @@
     <w:tbl>
       <w:tblPr>
         <w:tblStyle w:val="aff2"/>
-        <w:tblW w:type="auto" w:w="0"/>
+        <w:tblW w:w="0" w:type="auto"/>
         <w:tblLayout w:type="fixed"/>
-        <w:tblLook w:firstColumn="1" w:firstRow="1" w:lastColumn="0" w:lastRow="0" w:noHBand="0" w:noVBand="1" w:val="04A0"/>
-        <w:tblLayout w:type="fixed"/>
+        <w:tblLook w:val="04A0" w:firstRow="1" w:lastRow="0" w:firstColumn="1" w:lastColumn="0" w:noHBand="0" w:noVBand="1"/>
       </w:tblPr>
       <w:tblGrid>
-        <w:gridCol w:w="4680"/>
-        <w:gridCol w:w="4680"/>
+        <w:gridCol w:w="3249"/>
+        <w:gridCol w:w="6111"/>
       </w:tblGrid>
       <w:tr>
         <w:tc>
           <w:tcPr>
-            <w:tcW w:type="dxa" w:w="3249"/>
+            <w:tcW w:w="3249" w:type="dxa"/>
           </w:tcPr>
           <w:p>
-            <w:r>
-              <w:rPr>
-                <w:b/>
-              </w:rPr>
-            </w:r>
+            <w:pPr>
+              <w:spacing w:before="60" w:after="60"/>
+            </w:pPr>
             <w:r>
               <w:rPr>
                 <w:b/>
@@ -977,14 +1803,12 @@
         </w:tc>
         <w:tc>
           <w:tcPr>
-            <w:tcW w:type="dxa" w:w="6111"/>
+            <w:tcW w:w="6111" w:type="dxa"/>
           </w:tcPr>
           <w:p>
-            <w:r>
-              <w:rPr>
-                <w:b/>
-              </w:rPr>
-            </w:r>
+            <w:pPr>
+              <w:spacing w:before="60" w:after="60"/>
+            </w:pPr>
             <w:r>
               <w:rPr>
                 <w:b/>
@@ -997,10 +1821,12 @@
       <w:tr>
         <w:tc>
           <w:tcPr>
-            <w:tcW w:type="dxa" w:w="3249"/>
+            <w:tcW w:w="3249" w:type="dxa"/>
           </w:tcPr>
           <w:p>
-            <w:r/>
+            <w:pPr>
+              <w:spacing w:before="60" w:after="60"/>
+            </w:pPr>
             <w:r>
               <w:t>文件名稱與標籤</w:t>
             </w:r>
@@ -1008,10 +1834,12 @@
         </w:tc>
         <w:tc>
           <w:tcPr>
-            <w:tcW w:type="dxa" w:w="6111"/>
+            <w:tcW w:w="6111" w:type="dxa"/>
           </w:tcPr>
           <w:p>
-            <w:r/>
+            <w:pPr>
+              <w:spacing w:before="60" w:after="60"/>
+            </w:pPr>
             <w:r>
               <w:t>標籤為「新增」加版本號者，是該文件的第一個版本；「新版本」加版本號者，是既有文件發布了新版本</w:t>
             </w:r>
@@ -1021,10 +1849,12 @@
       <w:tr>
         <w:tc>
           <w:tcPr>
-            <w:tcW w:type="dxa" w:w="3249"/>
+            <w:tcW w:w="3249" w:type="dxa"/>
           </w:tcPr>
           <w:p>
-            <w:r/>
+            <w:pPr>
+              <w:spacing w:before="60" w:after="60"/>
+            </w:pPr>
             <w:r>
               <w:t>摘要</w:t>
             </w:r>
@@ -1032,10 +1862,12 @@
         </w:tc>
         <w:tc>
           <w:tcPr>
-            <w:tcW w:type="dxa" w:w="6111"/>
+            <w:tcW w:w="6111" w:type="dxa"/>
           </w:tcPr>
           <w:p>
-            <w:r/>
+            <w:pPr>
+              <w:spacing w:before="60" w:after="60"/>
+            </w:pPr>
             <w:r>
               <w:t>撰寫者送審時填寫的變更說明</w:t>
             </w:r>
@@ -1045,23 +1877,57 @@
       <w:tr>
         <w:tc>
           <w:tcPr>
-            <w:tcW w:type="dxa" w:w="3249"/>
+            <w:tcW w:w="3249" w:type="dxa"/>
           </w:tcPr>
           <w:p>
-            <w:r/>
+            <w:pPr>
+              <w:spacing w:before="60" w:after="60"/>
+            </w:pPr>
             <w:r>
-              <w:t>發布日期 ｜ 撰寫者 ｜ 分類</w:t>
+              <w:t>發布日期</w:t>
+            </w:r>
+            <w:r>
+              <w:t xml:space="preserve"> </w:t>
+            </w:r>
+            <w:r>
+              <w:t>｜</w:t>
+            </w:r>
+            <w:r>
+              <w:t xml:space="preserve"> </w:t>
+            </w:r>
+            <w:r>
+              <w:t>撰寫者</w:t>
+            </w:r>
+            <w:r>
+              <w:t xml:space="preserve"> </w:t>
+            </w:r>
+            <w:r>
+              <w:t>｜</w:t>
+            </w:r>
+            <w:r>
+              <w:t xml:space="preserve"> </w:t>
+            </w:r>
+            <w:r>
+              <w:t>分類</w:t>
             </w:r>
           </w:p>
         </w:tc>
         <w:tc>
           <w:tcPr>
-            <w:tcW w:type="dxa" w:w="6111"/>
+            <w:tcW w:w="6111" w:type="dxa"/>
           </w:tcPr>
           <w:p>
-            <w:r/>
+            <w:pPr>
+              <w:spacing w:before="60" w:after="60"/>
+            </w:pPr>
             <w:r>
-              <w:t>分類以中文名稱顯示，與 DM01 文件庫相同</w:t>
+              <w:t>分類以中文名稱顯示，與</w:t>
+            </w:r>
+            <w:r>
+              <w:t xml:space="preserve"> DM01 </w:t>
+            </w:r>
+            <w:r>
+              <w:t>文件庫相同</w:t>
             </w:r>
           </w:p>
         </w:tc>
@@ -1072,7 +1938,13 @@
         <w:ind w:firstLine="482"/>
       </w:pPr>
       <w:r>
-        <w:t>每份文件只列目前發布的版本：既有文件發布新版本後，該文件原有的公告列由「新版本」那一筆取代。文件廢止核准後，該文件的公告列一併移除。公告區最多列出最近 50 筆。</w:t>
+        <w:t>每份文件只列目前發布的版本：既有文件發布新版本後，該文件原有的公告列由「新版本」那一筆取代。文件廢止核准後，該文件的公告列一併移除。公告區最多列出最近</w:t>
+      </w:r>
+      <w:r>
+        <w:t xml:space="preserve"> 50 </w:t>
+      </w:r>
+      <w:r>
+        <w:t>筆。</w:t>
       </w:r>
     </w:p>
     <w:p>
@@ -1080,7 +1952,25 @@
         <w:ind w:firstLine="482"/>
       </w:pPr>
       <w:r>
-        <w:t>按任一列即進入該文件的 DM07 文件詳細頁；按右上的「查看全部文件 →」進入 DM01 文件庫。</w:t>
+        <w:t>按任一列即進入該文件的</w:t>
+      </w:r>
+      <w:r>
+        <w:t xml:space="preserve"> DM07 </w:t>
+      </w:r>
+      <w:r>
+        <w:t>文件詳細頁；按右上的「查看全部文件</w:t>
+      </w:r>
+      <w:r>
+        <w:t xml:space="preserve"> →</w:t>
+      </w:r>
+      <w:r>
+        <w:t>」進入</w:t>
+      </w:r>
+      <w:r>
+        <w:t xml:space="preserve"> DM01 </w:t>
+      </w:r>
+      <w:r>
+        <w:t>文件庫。</w:t>
       </w:r>
     </w:p>
     <w:p>
@@ -1088,48 +1978,53 @@
         <w:ind w:firstLine="482"/>
       </w:pPr>
       <w:r>
-        <w:t>最近一個月沒有任何發布時，公告區顯示「近期無新發布文件」。</w:t>
+        <w:t>最近一個月沒有任何發布時，公告區顯示</w:t>
+      </w:r>
+      <w:r>
+        <w:t>「近期無新發布文件」。</w:t>
       </w:r>
     </w:p>
     <w:p>
       <w:pPr>
         <w:pStyle w:val="1"/>
       </w:pPr>
+      <w:bookmarkStart w:id="8" w:name="_Toc243386459"/>
       <w:r>
+        <w:lastRenderedPageBreak/>
         <w:t>參、常見訊息與處置</w:t>
       </w:r>
+      <w:bookmarkEnd w:id="8"/>
     </w:p>
     <w:p>
       <w:pPr>
         <w:pStyle w:val="2"/>
       </w:pPr>
+      <w:bookmarkStart w:id="9" w:name="_Toc243386460"/>
       <w:r>
         <w:t>一、其他情況</w:t>
       </w:r>
+      <w:bookmarkEnd w:id="9"/>
     </w:p>
     <w:tbl>
       <w:tblPr>
         <w:tblStyle w:val="aff2"/>
-        <w:tblW w:type="auto" w:w="0"/>
+        <w:tblW w:w="0" w:type="auto"/>
         <w:tblLayout w:type="fixed"/>
-        <w:tblLook w:firstColumn="1" w:firstRow="1" w:lastColumn="0" w:lastRow="0" w:noHBand="0" w:noVBand="1" w:val="04A0"/>
-        <w:tblLayout w:type="fixed"/>
+        <w:tblLook w:val="04A0" w:firstRow="1" w:lastRow="0" w:firstColumn="1" w:lastColumn="0" w:noHBand="0" w:noVBand="1"/>
       </w:tblPr>
       <w:tblGrid>
-        <w:gridCol w:w="4680"/>
-        <w:gridCol w:w="4680"/>
+        <w:gridCol w:w="3192"/>
+        <w:gridCol w:w="6168"/>
       </w:tblGrid>
       <w:tr>
         <w:tc>
           <w:tcPr>
-            <w:tcW w:type="dxa" w:w="3192"/>
+            <w:tcW w:w="3192" w:type="dxa"/>
           </w:tcPr>
           <w:p>
-            <w:r>
-              <w:rPr>
-                <w:b/>
-              </w:rPr>
-            </w:r>
+            <w:pPr>
+              <w:spacing w:before="60" w:after="60"/>
+            </w:pPr>
             <w:r>
               <w:rPr>
                 <w:b/>
@@ -1140,14 +2035,12 @@
         </w:tc>
         <w:tc>
           <w:tcPr>
-            <w:tcW w:type="dxa" w:w="6168"/>
+            <w:tcW w:w="6168" w:type="dxa"/>
           </w:tcPr>
           <w:p>
-            <w:r>
-              <w:rPr>
-                <w:b/>
-              </w:rPr>
-            </w:r>
+            <w:pPr>
+              <w:spacing w:before="60" w:after="60"/>
+            </w:pPr>
             <w:r>
               <w:rPr>
                 <w:b/>
@@ -1160,23 +2053,39 @@
       <w:tr>
         <w:tc>
           <w:tcPr>
-            <w:tcW w:type="dxa" w:w="3192"/>
+            <w:tcW w:w="3192" w:type="dxa"/>
           </w:tcPr>
           <w:p>
-            <w:r/>
+            <w:pPr>
+              <w:spacing w:before="60" w:after="60"/>
+            </w:pPr>
             <w:r>
-              <w:t>主頁沒有出現「DM 文件概況」</w:t>
+              <w:t>主頁沒有出現「</w:t>
+            </w:r>
+            <w:r>
+              <w:t xml:space="preserve">DM </w:t>
+            </w:r>
+            <w:r>
+              <w:t>文件概況」</w:t>
             </w:r>
           </w:p>
         </w:tc>
         <w:tc>
           <w:tcPr>
-            <w:tcW w:type="dxa" w:w="6168"/>
+            <w:tcW w:w="6168" w:type="dxa"/>
           </w:tcPr>
           <w:p>
-            <w:r/>
+            <w:pPr>
+              <w:spacing w:before="60" w:after="60"/>
+            </w:pPr>
             <w:r>
-              <w:t>登入者不具任何文件管理角色。需要時請洽管理者於 DP02 權限管理授予</w:t>
+              <w:t>登入者不具任何文件管理角色。需要時請洽管理者於</w:t>
+            </w:r>
+            <w:r>
+              <w:t xml:space="preserve"> DP02 </w:t>
+            </w:r>
+            <w:r>
+              <w:t>權限管理授予</w:t>
             </w:r>
           </w:p>
         </w:tc>
@@ -1184,10 +2093,12 @@
       <w:tr>
         <w:tc>
           <w:tcPr>
-            <w:tcW w:type="dxa" w:w="3192"/>
+            <w:tcW w:w="3192" w:type="dxa"/>
           </w:tcPr>
           <w:p>
-            <w:r/>
+            <w:pPr>
+              <w:spacing w:before="60" w:after="60"/>
+            </w:pPr>
             <w:r>
               <w:t>公告區顯示「近期無新發布文件」</w:t>
             </w:r>
@@ -1195,12 +2106,20 @@
         </w:tc>
         <w:tc>
           <w:tcPr>
-            <w:tcW w:type="dxa" w:w="6168"/>
+            <w:tcW w:w="6168" w:type="dxa"/>
           </w:tcPr>
           <w:p>
-            <w:r/>
+            <w:pPr>
+              <w:spacing w:before="60" w:after="60"/>
+            </w:pPr>
             <w:r>
-              <w:t>最近一個月內沒有可看見的文件發布，可按「查看全部文件 →」至文件庫查詢較早的文件</w:t>
+              <w:t>最近一個月內沒有可看見的文件發布，可按「查看全部文件</w:t>
+            </w:r>
+            <w:r>
+              <w:t xml:space="preserve"> →</w:t>
+            </w:r>
+            <w:r>
+              <w:t>」至文件庫查詢較早的文件</w:t>
             </w:r>
           </w:p>
         </w:tc>
@@ -1208,10 +2127,12 @@
       <w:tr>
         <w:tc>
           <w:tcPr>
-            <w:tcW w:type="dxa" w:w="3192"/>
+            <w:tcW w:w="3192" w:type="dxa"/>
           </w:tcPr>
           <w:p>
-            <w:r/>
+            <w:pPr>
+              <w:spacing w:before="60" w:after="60"/>
+            </w:pPr>
             <w:r>
               <w:t>本人看到的數字與同事不同</w:t>
             </w:r>
@@ -1219,10 +2140,12 @@
         </w:tc>
         <w:tc>
           <w:tcPr>
-            <w:tcW w:type="dxa" w:w="6168"/>
+            <w:tcW w:w="6168" w:type="dxa"/>
           </w:tcPr>
           <w:p>
-            <w:r/>
+            <w:pPr>
+              <w:spacing w:before="60" w:after="60"/>
+            </w:pPr>
             <w:r>
               <w:t>數字依各人看得到的文件計算。僅具閱覽者角色者只計入可見對象相符的文件，且不含訓練教材</w:t>
             </w:r>
@@ -1232,10 +2155,12 @@
       <w:tr>
         <w:tc>
           <w:tcPr>
-            <w:tcW w:type="dxa" w:w="3192"/>
+            <w:tcW w:w="3192" w:type="dxa"/>
           </w:tcPr>
           <w:p>
-            <w:r/>
+            <w:pPr>
+              <w:spacing w:before="60" w:after="60"/>
+            </w:pPr>
             <w:r>
               <w:t>文件已核准發布，數字卻沒有變</w:t>
             </w:r>
@@ -1243,10 +2168,12 @@
         </w:tc>
         <w:tc>
           <w:tcPr>
-            <w:tcW w:type="dxa" w:w="6168"/>
+            <w:tcW w:w="6168" w:type="dxa"/>
           </w:tcPr>
           <w:p>
-            <w:r/>
+            <w:pPr>
+              <w:spacing w:before="60" w:after="60"/>
+            </w:pPr>
             <w:r>
               <w:t>離開主頁後再回來即重新計算。若為既有文件發布新版本，總數本來就不變，公告區最上方會出現該文件標示「新版本」的一筆</w:t>
             </w:r>
@@ -1256,10 +2183,12 @@
       <w:tr>
         <w:tc>
           <w:tcPr>
-            <w:tcW w:type="dxa" w:w="3192"/>
+            <w:tcW w:w="3192" w:type="dxa"/>
           </w:tcPr>
           <w:p>
-            <w:r/>
+            <w:pPr>
+              <w:spacing w:before="60" w:after="60"/>
+            </w:pPr>
             <w:r>
               <w:t>已申請廢止的文件仍計入總數</w:t>
             </w:r>
@@ -1267,10 +2196,12 @@
         </w:tc>
         <w:tc>
           <w:tcPr>
-            <w:tcW w:type="dxa" w:w="6168"/>
+            <w:tcW w:w="6168" w:type="dxa"/>
           </w:tcPr>
           <w:p>
-            <w:r/>
+            <w:pPr>
+              <w:spacing w:before="60" w:after="60"/>
+            </w:pPr>
             <w:r>
               <w:t>廢止須經審核者核准才生效；核准前文件仍在架上，照常計入</w:t>
             </w:r>
@@ -1278,8 +2209,9 @@
         </w:tc>
       </w:tr>
     </w:tbl>
+    <w:p/>
     <w:sectPr>
-      <w:footerReference w:type="default" r:id="rId46"/>
+      <w:footerReference w:type="default" r:id="rId9"/>
       <w:pgSz w:w="12240" w:h="15840"/>
       <w:pgMar w:top="1440" w:right="1440" w:bottom="1440" w:left="1440" w:header="720" w:footer="720" w:gutter="0"/>
       <w:pgNumType w:start="1"/>
@@ -1320,16 +2252,6 @@
   <w:p>
     <w:pPr>
       <w:pStyle w:val="a5"/>
-    </w:pPr>
-  </w:p>
-</w:ftr>
-</file>
-
-<file path=word/footer2.xml><?xml version="1.0" encoding="utf-8"?>
-<w:ftr xmlns:wpc="http://schemas.microsoft.com/office/word/2010/wordprocessingCanvas" xmlns:cx="http://schemas.microsoft.com/office/drawing/2014/chartex" xmlns:cx1="http://schemas.microsoft.com/office/drawing/2015/9/8/chartex" xmlns:cx2="http://schemas.microsoft.com/office/drawing/2015/10/21/chartex" xmlns:cx3="http://schemas.microsoft.com/office/drawing/2016/5/9/chartex" xmlns:cx4="http://schemas.microsoft.com/office/drawing/2016/5/10/chartex" xmlns:cx5="http://schemas.microsoft.com/office/drawing/2016/5/11/chartex" xmlns:cx6="http://schemas.microsoft.com/office/drawing/2016/5/12/chartex" xmlns:cx7="http://schemas.microsoft.com/office/drawing/2016/5/13/chartex" xmlns:cx8="http://schemas.microsoft.com/office/drawing/2016/5/14/chartex" xmlns:mc="http://schemas.openxmlformats.org/markup-compatibility/2006" xmlns:aink="http://schemas.microsoft.com/office/drawing/2016/ink" xmlns:am3d="http://schemas.microsoft.com/office/drawing/2017/model3d" xmlns:o="urn:schemas-microsoft-com:office:office" xmlns:r="http://schemas.openxmlformats.org/officeDocument/2006/relationships" xmlns:m="http://schemas.openxmlformats.org/officeDocument/2006/math" xmlns:v="urn:schemas-microsoft-com:vml" xmlns:wp14="http://schemas.microsoft.com/office/word/2010/wordprocessingDrawing" xmlns:wp="http://schemas.openxmlformats.org/drawingml/2006/wordprocessingDrawing" xmlns:w10="urn:schemas-microsoft-com:office:word" xmlns:w="http://schemas.openxmlformats.org/wordprocessingml/2006/main" xmlns:w14="http://schemas.microsoft.com/office/word/2010/wordml" xmlns:w15="http://schemas.microsoft.com/office/word/2012/wordml" xmlns:w16cid="http://schemas.microsoft.com/office/word/2016/wordml/cid" xmlns:w16se="http://schemas.microsoft.com/office/word/2015/wordml/symex" xmlns:wpg="http://schemas.microsoft.com/office/word/2010/wordprocessingGroup" xmlns:wpi="http://schemas.microsoft.com/office/word/2010/wordprocessingInk" xmlns:wne="http://schemas.microsoft.com/office/word/2006/wordml" xmlns:wps="http://schemas.microsoft.com/office/word/2010/wordprocessingShape" mc:Ignorable="w14 w15 w16se w16cid wp14">
-  <w:p>
-    <w:pPr>
-      <w:pStyle w:val="a5"/>
       <w:jc w:val="center"/>
     </w:pPr>
     <w:r>
@@ -1393,7 +2315,7 @@
         <w:noProof/>
         <w:sz w:val="20"/>
       </w:rPr>
-      <w:t>39</w:t>
+      <w:t>4</w:t>
     </w:r>
     <w:r>
       <w:rPr>
@@ -1433,6 +2355,64 @@
 <file path=word/numbering.xml><?xml version="1.0" encoding="utf-8"?>
 <w:numbering xmlns:wpc="http://schemas.microsoft.com/office/word/2010/wordprocessingCanvas" xmlns:cx="http://schemas.microsoft.com/office/drawing/2014/chartex" xmlns:cx1="http://schemas.microsoft.com/office/drawing/2015/9/8/chartex" xmlns:cx2="http://schemas.microsoft.com/office/drawing/2015/10/21/chartex" xmlns:cx3="http://schemas.microsoft.com/office/drawing/2016/5/9/chartex" xmlns:cx4="http://schemas.microsoft.com/office/drawing/2016/5/10/chartex" xmlns:cx5="http://schemas.microsoft.com/office/drawing/2016/5/11/chartex" xmlns:cx6="http://schemas.microsoft.com/office/drawing/2016/5/12/chartex" xmlns:cx7="http://schemas.microsoft.com/office/drawing/2016/5/13/chartex" xmlns:cx8="http://schemas.microsoft.com/office/drawing/2016/5/14/chartex" xmlns:mc="http://schemas.openxmlformats.org/markup-compatibility/2006" xmlns:aink="http://schemas.microsoft.com/office/drawing/2016/ink" xmlns:am3d="http://schemas.microsoft.com/office/drawing/2017/model3d" xmlns:o="urn:schemas-microsoft-com:office:office" xmlns:r="http://schemas.openxmlformats.org/officeDocument/2006/relationships" xmlns:m="http://schemas.openxmlformats.org/officeDocument/2006/math" xmlns:v="urn:schemas-microsoft-com:vml" xmlns:wp14="http://schemas.microsoft.com/office/word/2010/wordprocessingDrawing" xmlns:wp="http://schemas.openxmlformats.org/drawingml/2006/wordprocessingDrawing" xmlns:w10="urn:schemas-microsoft-com:office:word" xmlns:w="http://schemas.openxmlformats.org/wordprocessingml/2006/main" xmlns:w14="http://schemas.microsoft.com/office/word/2010/wordml" xmlns:w15="http://schemas.microsoft.com/office/word/2012/wordml" xmlns:w16cid="http://schemas.microsoft.com/office/word/2016/wordml/cid" xmlns:w16se="http://schemas.microsoft.com/office/word/2015/wordml/symex" xmlns:wpg="http://schemas.microsoft.com/office/word/2010/wordprocessingGroup" xmlns:wpi="http://schemas.microsoft.com/office/word/2010/wordprocessingInk" xmlns:wne="http://schemas.microsoft.com/office/word/2006/wordml" xmlns:wps="http://schemas.microsoft.com/office/word/2010/wordprocessingShape" mc:Ignorable="w14 w15 w16se w16cid wp14">
   <w:abstractNum w:abstractNumId="0" w15:restartNumberingAfterBreak="0">
+    <w:nsid w:val="1AA73E94"/>
+    <w:multiLevelType w:val="multilevel"/>
+    <w:tmpl w:val="00FE76DC"/>
+    <w:lvl w:ilvl="0">
+      <w:start w:val="1"/>
+      <w:numFmt w:val="bullet"/>
+      <w:lvlText w:val="●"/>
+      <w:lvlJc w:val="left"/>
+      <w:pPr>
+        <w:ind w:left="482" w:hanging="482"/>
+      </w:pPr>
+    </w:lvl>
+    <w:lvl w:ilvl="1">
+      <w:start w:val="1"/>
+      <w:numFmt w:val="bullet"/>
+      <w:lvlText w:val="●"/>
+      <w:lvlJc w:val="left"/>
+      <w:pPr>
+        <w:ind w:left="1440" w:hanging="480"/>
+      </w:pPr>
+    </w:lvl>
+    <w:lvl w:ilvl="2">
+      <w:numFmt w:val="decimal"/>
+      <w:lvlText w:val=""/>
+      <w:lvlJc w:val="left"/>
+    </w:lvl>
+    <w:lvl w:ilvl="3">
+      <w:numFmt w:val="decimal"/>
+      <w:lvlText w:val=""/>
+      <w:lvlJc w:val="left"/>
+    </w:lvl>
+    <w:lvl w:ilvl="4">
+      <w:numFmt w:val="decimal"/>
+      <w:lvlText w:val=""/>
+      <w:lvlJc w:val="left"/>
+    </w:lvl>
+    <w:lvl w:ilvl="5">
+      <w:numFmt w:val="decimal"/>
+      <w:lvlText w:val=""/>
+      <w:lvlJc w:val="left"/>
+    </w:lvl>
+    <w:lvl w:ilvl="6">
+      <w:numFmt w:val="decimal"/>
+      <w:lvlText w:val=""/>
+      <w:lvlJc w:val="left"/>
+    </w:lvl>
+    <w:lvl w:ilvl="7">
+      <w:numFmt w:val="decimal"/>
+      <w:lvlText w:val=""/>
+      <w:lvlJc w:val="left"/>
+    </w:lvl>
+    <w:lvl w:ilvl="8">
+      <w:numFmt w:val="decimal"/>
+      <w:lvlText w:val=""/>
+      <w:lvlJc w:val="left"/>
+    </w:lvl>
+  </w:abstractNum>
+  <w:abstractNum w:abstractNumId="1" w15:restartNumberingAfterBreak="0">
     <w:nsid w:val="1ABC44C1"/>
     <w:multiLevelType w:val="singleLevel"/>
     <w:tmpl w:val="DB806158"/>
@@ -1449,7 +2429,7 @@
       </w:rPr>
     </w:lvl>
   </w:abstractNum>
-  <w:abstractNum w:abstractNumId="1" w15:restartNumberingAfterBreak="0">
+  <w:abstractNum w:abstractNumId="2" w15:restartNumberingAfterBreak="0">
     <w:nsid w:val="7CDE1FC3"/>
     <w:multiLevelType w:val="hybridMultilevel"/>
     <w:tmpl w:val="7EACF0CE"/>
@@ -1513,237 +2493,226 @@
       <w:lvlJc w:val="left"/>
     </w:lvl>
   </w:abstractNum>
-  <w:abstractNum w:abstractNumId="900">
-    <w:lvl w:ilvl="0">
-      <w:start w:val="1"/>
-      <w:numFmt w:val="bullet"/>
-      <w:lvlText w:val="●"/>
-      <w:lvlJc w:val="left"/>
-      <w:pPr>
-        <w:ind w:left="482" w:hanging="482"/>
-      </w:pPr>
-    </w:lvl>
-  </w:abstractNum>
   <w:num w:numId="1">
-    <w:abstractNumId w:val="0"/>
+    <w:abstractNumId w:val="1"/>
     <w:lvlOverride w:ilvl="0">
       <w:startOverride w:val="1"/>
     </w:lvlOverride>
   </w:num>
   <w:num w:numId="2">
-    <w:abstractNumId w:val="0"/>
+    <w:abstractNumId w:val="1"/>
     <w:lvlOverride w:ilvl="0">
       <w:startOverride w:val="1"/>
     </w:lvlOverride>
   </w:num>
   <w:num w:numId="3">
-    <w:abstractNumId w:val="0"/>
+    <w:abstractNumId w:val="1"/>
     <w:lvlOverride w:ilvl="0">
       <w:startOverride w:val="1"/>
     </w:lvlOverride>
   </w:num>
   <w:num w:numId="4">
+    <w:abstractNumId w:val="2"/>
+    <w:lvlOverride w:ilvl="0">
+      <w:startOverride w:val="1"/>
+    </w:lvlOverride>
+  </w:num>
+  <w:num w:numId="5">
     <w:abstractNumId w:val="1"/>
     <w:lvlOverride w:ilvl="0">
       <w:startOverride w:val="1"/>
     </w:lvlOverride>
   </w:num>
-  <w:num w:numId="5">
-    <w:abstractNumId w:val="0"/>
-    <w:lvlOverride w:ilvl="0">
-      <w:startOverride w:val="1"/>
-    </w:lvlOverride>
-  </w:num>
   <w:num w:numId="6">
-    <w:abstractNumId w:val="0"/>
+    <w:abstractNumId w:val="1"/>
     <w:lvlOverride w:ilvl="0">
       <w:startOverride w:val="1"/>
     </w:lvlOverride>
   </w:num>
   <w:num w:numId="7">
-    <w:abstractNumId w:val="0"/>
+    <w:abstractNumId w:val="1"/>
     <w:lvlOverride w:ilvl="0">
       <w:startOverride w:val="1"/>
     </w:lvlOverride>
   </w:num>
   <w:num w:numId="8">
-    <w:abstractNumId w:val="0"/>
+    <w:abstractNumId w:val="1"/>
     <w:lvlOverride w:ilvl="0">
       <w:startOverride w:val="1"/>
     </w:lvlOverride>
   </w:num>
   <w:num w:numId="9">
-    <w:abstractNumId w:val="0"/>
+    <w:abstractNumId w:val="1"/>
     <w:lvlOverride w:ilvl="0">
       <w:startOverride w:val="1"/>
     </w:lvlOverride>
   </w:num>
   <w:num w:numId="10">
-    <w:abstractNumId w:val="0"/>
+    <w:abstractNumId w:val="1"/>
     <w:lvlOverride w:ilvl="0">
       <w:startOverride w:val="1"/>
     </w:lvlOverride>
   </w:num>
   <w:num w:numId="11">
-    <w:abstractNumId w:val="0"/>
+    <w:abstractNumId w:val="1"/>
     <w:lvlOverride w:ilvl="0">
       <w:startOverride w:val="1"/>
     </w:lvlOverride>
   </w:num>
   <w:num w:numId="12">
-    <w:abstractNumId w:val="0"/>
+    <w:abstractNumId w:val="1"/>
     <w:lvlOverride w:ilvl="0">
       <w:startOverride w:val="1"/>
     </w:lvlOverride>
   </w:num>
   <w:num w:numId="13">
-    <w:abstractNumId w:val="0"/>
+    <w:abstractNumId w:val="1"/>
     <w:lvlOverride w:ilvl="0">
       <w:startOverride w:val="1"/>
     </w:lvlOverride>
   </w:num>
   <w:num w:numId="14">
-    <w:abstractNumId w:val="0"/>
+    <w:abstractNumId w:val="1"/>
     <w:lvlOverride w:ilvl="0">
       <w:startOverride w:val="1"/>
     </w:lvlOverride>
   </w:num>
   <w:num w:numId="15">
-    <w:abstractNumId w:val="0"/>
+    <w:abstractNumId w:val="1"/>
     <w:lvlOverride w:ilvl="0">
       <w:startOverride w:val="1"/>
     </w:lvlOverride>
   </w:num>
   <w:num w:numId="16">
-    <w:abstractNumId w:val="0"/>
+    <w:abstractNumId w:val="1"/>
     <w:lvlOverride w:ilvl="0">
       <w:startOverride w:val="1"/>
     </w:lvlOverride>
   </w:num>
   <w:num w:numId="17">
-    <w:abstractNumId w:val="0"/>
+    <w:abstractNumId w:val="1"/>
     <w:lvlOverride w:ilvl="0">
       <w:startOverride w:val="1"/>
     </w:lvlOverride>
   </w:num>
   <w:num w:numId="18">
-    <w:abstractNumId w:val="0"/>
+    <w:abstractNumId w:val="1"/>
     <w:lvlOverride w:ilvl="0">
       <w:startOverride w:val="1"/>
     </w:lvlOverride>
   </w:num>
   <w:num w:numId="19">
-    <w:abstractNumId w:val="0"/>
+    <w:abstractNumId w:val="1"/>
     <w:lvlOverride w:ilvl="0">
       <w:startOverride w:val="1"/>
     </w:lvlOverride>
   </w:num>
   <w:num w:numId="20">
-    <w:abstractNumId w:val="0"/>
+    <w:abstractNumId w:val="1"/>
     <w:lvlOverride w:ilvl="0">
       <w:startOverride w:val="1"/>
     </w:lvlOverride>
   </w:num>
   <w:num w:numId="21">
-    <w:abstractNumId w:val="0"/>
+    <w:abstractNumId w:val="1"/>
     <w:lvlOverride w:ilvl="0">
       <w:startOverride w:val="1"/>
     </w:lvlOverride>
   </w:num>
   <w:num w:numId="22">
-    <w:abstractNumId w:val="0"/>
+    <w:abstractNumId w:val="1"/>
     <w:lvlOverride w:ilvl="0">
       <w:startOverride w:val="1"/>
     </w:lvlOverride>
   </w:num>
   <w:num w:numId="23">
-    <w:abstractNumId w:val="0"/>
+    <w:abstractNumId w:val="1"/>
     <w:lvlOverride w:ilvl="0">
       <w:startOverride w:val="1"/>
     </w:lvlOverride>
   </w:num>
   <w:num w:numId="24">
-    <w:abstractNumId w:val="0"/>
+    <w:abstractNumId w:val="1"/>
     <w:lvlOverride w:ilvl="0">
       <w:startOverride w:val="1"/>
     </w:lvlOverride>
   </w:num>
   <w:num w:numId="25">
-    <w:abstractNumId w:val="0"/>
+    <w:abstractNumId w:val="1"/>
     <w:lvlOverride w:ilvl="0">
       <w:startOverride w:val="1"/>
     </w:lvlOverride>
   </w:num>
   <w:num w:numId="26">
-    <w:abstractNumId w:val="0"/>
+    <w:abstractNumId w:val="1"/>
     <w:lvlOverride w:ilvl="0">
       <w:startOverride w:val="1"/>
     </w:lvlOverride>
   </w:num>
   <w:num w:numId="27">
-    <w:abstractNumId w:val="0"/>
+    <w:abstractNumId w:val="1"/>
     <w:lvlOverride w:ilvl="0">
       <w:startOverride w:val="1"/>
     </w:lvlOverride>
   </w:num>
   <w:num w:numId="28">
-    <w:abstractNumId w:val="0"/>
+    <w:abstractNumId w:val="1"/>
     <w:lvlOverride w:ilvl="0">
       <w:startOverride w:val="1"/>
     </w:lvlOverride>
   </w:num>
   <w:num w:numId="29">
-    <w:abstractNumId w:val="0"/>
+    <w:abstractNumId w:val="1"/>
     <w:lvlOverride w:ilvl="0">
       <w:startOverride w:val="1"/>
     </w:lvlOverride>
   </w:num>
   <w:num w:numId="30">
-    <w:abstractNumId w:val="0"/>
+    <w:abstractNumId w:val="1"/>
     <w:lvlOverride w:ilvl="0">
       <w:startOverride w:val="1"/>
     </w:lvlOverride>
   </w:num>
   <w:num w:numId="31">
-    <w:abstractNumId w:val="0"/>
+    <w:abstractNumId w:val="1"/>
     <w:lvlOverride w:ilvl="0">
       <w:startOverride w:val="1"/>
     </w:lvlOverride>
   </w:num>
   <w:num w:numId="32">
-    <w:abstractNumId w:val="0"/>
+    <w:abstractNumId w:val="1"/>
     <w:lvlOverride w:ilvl="0">
       <w:startOverride w:val="1"/>
     </w:lvlOverride>
   </w:num>
   <w:num w:numId="33">
-    <w:abstractNumId w:val="0"/>
+    <w:abstractNumId w:val="1"/>
     <w:lvlOverride w:ilvl="0">
       <w:startOverride w:val="1"/>
     </w:lvlOverride>
   </w:num>
   <w:num w:numId="34">
-    <w:abstractNumId w:val="0"/>
+    <w:abstractNumId w:val="1"/>
     <w:lvlOverride w:ilvl="0">
       <w:startOverride w:val="1"/>
     </w:lvlOverride>
   </w:num>
   <w:num w:numId="35">
-    <w:abstractNumId w:val="0"/>
+    <w:abstractNumId w:val="1"/>
     <w:lvlOverride w:ilvl="0">
       <w:startOverride w:val="1"/>
     </w:lvlOverride>
   </w:num>
   <w:num w:numId="36">
-    <w:abstractNumId w:val="0"/>
+    <w:abstractNumId w:val="1"/>
     <w:lvlOverride w:ilvl="0">
       <w:startOverride w:val="1"/>
     </w:lvlOverride>
   </w:num>
+  <w:num w:numId="37">
+    <w:abstractNumId w:val="0"/>
+  </w:num>
   <w:numIdMacAtCleanup w:val="36"/>
-  <w:num w:numId="900">
-    <w:abstractNumId w:val="900"/>
-  </w:num>
 </w:numbering>
 </file>
 
@@ -13509,7 +14478,7 @@
 </file>
 
 <file path=customXml/itemProps1.xml><?xml version="1.0" encoding="utf-8"?>
-<ds:datastoreItem xmlns:ds="http://schemas.openxmlformats.org/officeDocument/2006/customXml" ds:itemID="{F5433768-CC8D-4AF3-B2C9-4B3C2D302557}">
+<ds:datastoreItem xmlns:ds="http://schemas.openxmlformats.org/officeDocument/2006/customXml" ds:itemID="{536E7AE7-EFF3-47A0-ADE4-F0FF1B928E5B}">
   <ds:schemaRefs>
     <ds:schemaRef ds:uri="http://schemas.openxmlformats.org/officeDocument/2006/bibliography"/>
   </ds:schemaRefs>

--- a/docs/manuals/dm/DM00-系統儀表板.docx
+++ b/docs/manuals/dm/DM00-系統儀表板.docx
@@ -516,7 +516,7 @@
       <w:r>
         <w:fldChar w:fldCharType="separate"/>
       </w:r>
-      <w:hyperlink w:anchor="_Toc243386452" w:history="1">
+      <w:hyperlink w:anchor="_Toc243411034" w:history="1">
         <w:r>
           <w:rPr>
             <w:rStyle w:val="affb"/>
@@ -544,7 +544,7 @@
             <w:noProof/>
             <w:webHidden/>
           </w:rPr>
-          <w:instrText xml:space="preserve"> PAGEREF _Toc243386452 \h </w:instrText>
+          <w:instrText xml:space="preserve"> PAGEREF _Toc243411034 \h </w:instrText>
         </w:r>
         <w:r>
           <w:rPr>
@@ -589,7 +589,7 @@
           <w:szCs w:val="22"/>
         </w:rPr>
       </w:pPr>
-      <w:hyperlink w:anchor="_Toc243386453" w:history="1">
+      <w:hyperlink w:anchor="_Toc243411035" w:history="1">
         <w:r>
           <w:rPr>
             <w:rStyle w:val="affb"/>
@@ -617,7 +617,7 @@
             <w:noProof/>
             <w:webHidden/>
           </w:rPr>
-          <w:instrText xml:space="preserve"> PAGEREF _Toc243386453 \h </w:instrText>
+          <w:instrText xml:space="preserve"> PAGEREF _Toc243411035 \h </w:instrText>
         </w:r>
         <w:r>
           <w:rPr>
@@ -662,7 +662,7 @@
           <w:szCs w:val="22"/>
         </w:rPr>
       </w:pPr>
-      <w:hyperlink w:anchor="_Toc243386454" w:history="1">
+      <w:hyperlink w:anchor="_Toc243411036" w:history="1">
         <w:r>
           <w:rPr>
             <w:rStyle w:val="affb"/>
@@ -690,7 +690,7 @@
             <w:noProof/>
             <w:webHidden/>
           </w:rPr>
-          <w:instrText xml:space="preserve"> PAGEREF _Toc243386454 \h </w:instrText>
+          <w:instrText xml:space="preserve"> PAGEREF _Toc243411036 \h </w:instrText>
         </w:r>
         <w:r>
           <w:rPr>
@@ -735,7 +735,7 @@
           <w:szCs w:val="22"/>
         </w:rPr>
       </w:pPr>
-      <w:hyperlink w:anchor="_Toc243386455" w:history="1">
+      <w:hyperlink w:anchor="_Toc243411037" w:history="1">
         <w:r>
           <w:rPr>
             <w:rStyle w:val="affb"/>
@@ -763,7 +763,7 @@
             <w:noProof/>
             <w:webHidden/>
           </w:rPr>
-          <w:instrText xml:space="preserve"> PAGEREF _Toc243386455 \h </w:instrText>
+          <w:instrText xml:space="preserve"> PAGEREF _Toc243411037 \h </w:instrText>
         </w:r>
         <w:r>
           <w:rPr>
@@ -808,7 +808,7 @@
           <w:szCs w:val="22"/>
         </w:rPr>
       </w:pPr>
-      <w:hyperlink w:anchor="_Toc243386456" w:history="1">
+      <w:hyperlink w:anchor="_Toc243411038" w:history="1">
         <w:r>
           <w:rPr>
             <w:rStyle w:val="affb"/>
@@ -836,7 +836,7 @@
             <w:noProof/>
             <w:webHidden/>
           </w:rPr>
-          <w:instrText xml:space="preserve"> PAGEREF _Toc243386456 \h </w:instrText>
+          <w:instrText xml:space="preserve"> PAGEREF _Toc243411038 \h </w:instrText>
         </w:r>
         <w:r>
           <w:rPr>
@@ -881,7 +881,7 @@
           <w:szCs w:val="22"/>
         </w:rPr>
       </w:pPr>
-      <w:hyperlink w:anchor="_Toc243386457" w:history="1">
+      <w:hyperlink w:anchor="_Toc243411039" w:history="1">
         <w:r>
           <w:rPr>
             <w:rStyle w:val="affb"/>
@@ -909,7 +909,7 @@
             <w:noProof/>
             <w:webHidden/>
           </w:rPr>
-          <w:instrText xml:space="preserve"> PAGEREF _Toc243386457 \h </w:instrText>
+          <w:instrText xml:space="preserve"> PAGEREF _Toc243411039 \h </w:instrText>
         </w:r>
         <w:r>
           <w:rPr>
@@ -954,7 +954,7 @@
           <w:szCs w:val="22"/>
         </w:rPr>
       </w:pPr>
-      <w:hyperlink w:anchor="_Toc243386458" w:history="1">
+      <w:hyperlink w:anchor="_Toc243411040" w:history="1">
         <w:r>
           <w:rPr>
             <w:rStyle w:val="affb"/>
@@ -982,7 +982,7 @@
             <w:noProof/>
             <w:webHidden/>
           </w:rPr>
-          <w:instrText xml:space="preserve"> PAGEREF _Toc243386458 \h </w:instrText>
+          <w:instrText xml:space="preserve"> PAGEREF _Toc243411040 \h </w:instrText>
         </w:r>
         <w:r>
           <w:rPr>
@@ -1027,7 +1027,7 @@
           <w:szCs w:val="22"/>
         </w:rPr>
       </w:pPr>
-      <w:hyperlink w:anchor="_Toc243386459" w:history="1">
+      <w:hyperlink w:anchor="_Toc243411041" w:history="1">
         <w:r>
           <w:rPr>
             <w:rStyle w:val="affb"/>
@@ -1055,7 +1055,7 @@
             <w:noProof/>
             <w:webHidden/>
           </w:rPr>
-          <w:instrText xml:space="preserve"> PAGEREF _Toc243386459 \h </w:instrText>
+          <w:instrText xml:space="preserve"> PAGEREF _Toc243411041 \h </w:instrText>
         </w:r>
         <w:r>
           <w:rPr>
@@ -1100,7 +1100,7 @@
           <w:szCs w:val="22"/>
         </w:rPr>
       </w:pPr>
-      <w:hyperlink w:anchor="_Toc243386460" w:history="1">
+      <w:hyperlink w:anchor="_Toc243411042" w:history="1">
         <w:r>
           <w:rPr>
             <w:rStyle w:val="affb"/>
@@ -1128,7 +1128,7 @@
             <w:noProof/>
             <w:webHidden/>
           </w:rPr>
-          <w:instrText xml:space="preserve"> PAGEREF _Toc243386460 \h </w:instrText>
+          <w:instrText xml:space="preserve"> PAGEREF _Toc243411042 \h </w:instrText>
         </w:r>
         <w:r>
           <w:rPr>
@@ -1167,6 +1167,7 @@
     <w:p>
       <w:pPr>
         <w:sectPr>
+          <w:footerReference w:type="default" r:id="rId8"/>
           <w:pgSz w:w="12240" w:h="15840"/>
           <w:pgMar w:top="1440" w:right="1440" w:bottom="1440" w:left="1440" w:header="720" w:footer="720" w:gutter="0"/>
           <w:cols w:space="720"/>
@@ -1178,7 +1179,7 @@
       <w:pPr>
         <w:pStyle w:val="1"/>
       </w:pPr>
-      <w:bookmarkStart w:id="1" w:name="_Toc243386452"/>
+      <w:bookmarkStart w:id="1" w:name="_Toc243411034"/>
       <w:r>
         <w:lastRenderedPageBreak/>
         <w:t>壹、作業說明</w:t>
@@ -1189,7 +1190,7 @@
       <w:pPr>
         <w:pStyle w:val="2"/>
       </w:pPr>
-      <w:bookmarkStart w:id="2" w:name="_Toc243386453"/>
+      <w:bookmarkStart w:id="2" w:name="_Toc243411035"/>
       <w:r>
         <w:t>一、使用情境</w:t>
       </w:r>
@@ -1209,7 +1210,7 @@
         <w:t>具任一文件管理角色者</w:t>
       </w:r>
       <w:r>
-        <w:t>（管理者、編輯者、審核者、閱覽者）於登入後一眼掌握文件管理的概況：各類型文件目前有幾份，以及最近一個月發布了哪些文件。</w:t>
+        <w:t>（管理者、編輯者、審核者、閱覽者）於登入後一眼掌握文件管理的概況：各類型文件目前有幾份，以及最新發布了哪些文件。</w:t>
       </w:r>
     </w:p>
     <w:p>
@@ -1236,7 +1237,7 @@
       <w:pPr>
         <w:pStyle w:val="2"/>
       </w:pPr>
-      <w:bookmarkStart w:id="3" w:name="_Toc243386454"/>
+      <w:bookmarkStart w:id="3" w:name="_Toc243411036"/>
       <w:r>
         <w:t>二、進入路徑</w:t>
       </w:r>
@@ -1276,7 +1277,7 @@
       <w:pPr>
         <w:pStyle w:val="1"/>
       </w:pPr>
-      <w:bookmarkStart w:id="4" w:name="_Toc243386455"/>
+      <w:bookmarkStart w:id="4" w:name="_Toc243411037"/>
       <w:r>
         <w:lastRenderedPageBreak/>
         <w:t>貳、操作說明</w:t>
@@ -1287,7 +1288,7 @@
       <w:pPr>
         <w:pStyle w:val="2"/>
       </w:pPr>
-      <w:bookmarkStart w:id="5" w:name="_Toc243386456"/>
+      <w:bookmarkStart w:id="5" w:name="_Toc243411038"/>
       <w:r>
         <w:t>一、畫面與前置設定</w:t>
       </w:r>
@@ -1470,7 +1471,7 @@
                     <pic:cNvPicPr/>
                   </pic:nvPicPr>
                   <pic:blipFill>
-                    <a:blip r:embed="rId8"/>
+                    <a:blip r:embed="rId9"/>
                     <a:stretch>
                       <a:fillRect/>
                     </a:stretch>
@@ -1515,14 +1516,28 @@
           <w:color w:val="404040"/>
           <w:sz w:val="20"/>
         </w:rPr>
-        <w:t>文件概況」，上方為各類型文件總數，下方為近一個月發布的公告</w:t>
+        <w:t>文件概況」，上方為各類型文件總數，下方為最新</w:t>
+      </w:r>
+      <w:r>
+        <w:rPr>
+          <w:color w:val="404040"/>
+          <w:sz w:val="20"/>
+        </w:rPr>
+        <w:t xml:space="preserve"> 10 </w:t>
+      </w:r>
+      <w:r>
+        <w:rPr>
+          <w:color w:val="404040"/>
+          <w:sz w:val="20"/>
+        </w:rPr>
+        <w:t>筆發布的公告</w:t>
       </w:r>
     </w:p>
     <w:p>
       <w:pPr>
         <w:pStyle w:val="2"/>
       </w:pPr>
-      <w:bookmarkStart w:id="6" w:name="_Toc243386457"/>
+      <w:bookmarkStart w:id="6" w:name="_Toc243411039"/>
       <w:r>
         <w:lastRenderedPageBreak/>
         <w:t>二、檢視各類型文件總數</w:t>
@@ -1749,7 +1764,7 @@
       <w:pPr>
         <w:pStyle w:val="2"/>
       </w:pPr>
-      <w:bookmarkStart w:id="7" w:name="_Toc243386458"/>
+      <w:bookmarkStart w:id="7" w:name="_Toc243411040"/>
       <w:r>
         <w:t>三、檢視最新更新公告</w:t>
       </w:r>
@@ -1767,10 +1782,22 @@
         <w:rPr>
           <w:b/>
         </w:rPr>
-        <w:t>最近一個月內</w:t>
+        <w:t>最新</w:t>
       </w:r>
       <w:r>
-        <w:t>發布的文件，最新的排在最上方。每列包含：</w:t>
+        <w:rPr>
+          <w:b/>
+        </w:rPr>
+        <w:t xml:space="preserve"> 10 </w:t>
+      </w:r>
+      <w:r>
+        <w:rPr>
+          <w:b/>
+        </w:rPr>
+        <w:t>筆</w:t>
+      </w:r>
+      <w:r>
+        <w:t>已發布文件，最新的排在最上方。每列包含：</w:t>
       </w:r>
     </w:p>
     <w:tbl>
@@ -1938,13 +1965,19 @@
         <w:ind w:firstLine="482"/>
       </w:pPr>
       <w:r>
-        <w:t>每份文件只列目前發布的版本：既有文件發布新版本後，該文件原有的公告列由「新版本」那一筆取代。文件廢止核准後，該文件的公告列一併移除。公告區最多列出最近</w:t>
+        <w:t>每份文件只列目前發布的版本：既有文件發布新版本後，該文件原有的公告列由「新版本」那一筆取代。文件廢止核准後，該文件的公告列一併移除。公告區固定列出最新</w:t>
       </w:r>
       <w:r>
-        <w:t xml:space="preserve"> 50 </w:t>
+        <w:t xml:space="preserve"> 10 </w:t>
       </w:r>
       <w:r>
-        <w:t>筆。</w:t>
+        <w:t>筆；更早的文件請至</w:t>
+      </w:r>
+      <w:r>
+        <w:t xml:space="preserve"> DM01 </w:t>
+      </w:r>
+      <w:r>
+        <w:t>文件庫查詢。</w:t>
       </w:r>
     </w:p>
     <w:p>
@@ -1978,17 +2011,14 @@
         <w:ind w:firstLine="482"/>
       </w:pPr>
       <w:r>
-        <w:t>最近一個月沒有任何發布時，公告區顯示</w:t>
-      </w:r>
-      <w:r>
-        <w:t>「近期無新發布文件」。</w:t>
+        <w:t>尚無任何已發布文件時，公告區顯示「尚無已發布文件」。</w:t>
       </w:r>
     </w:p>
     <w:p>
       <w:pPr>
         <w:pStyle w:val="1"/>
       </w:pPr>
-      <w:bookmarkStart w:id="8" w:name="_Toc243386459"/>
+      <w:bookmarkStart w:id="8" w:name="_Toc243411041"/>
       <w:r>
         <w:lastRenderedPageBreak/>
         <w:t>參、常見訊息與處置</w:t>
@@ -1999,7 +2029,7 @@
       <w:pPr>
         <w:pStyle w:val="2"/>
       </w:pPr>
-      <w:bookmarkStart w:id="9" w:name="_Toc243386460"/>
+      <w:bookmarkStart w:id="9" w:name="_Toc243411042"/>
       <w:r>
         <w:t>一、其他情況</w:t>
       </w:r>
@@ -2013,13 +2043,13 @@
         <w:tblLook w:val="04A0" w:firstRow="1" w:lastRow="0" w:firstColumn="1" w:lastColumn="0" w:noHBand="0" w:noVBand="1"/>
       </w:tblPr>
       <w:tblGrid>
-        <w:gridCol w:w="3192"/>
-        <w:gridCol w:w="6168"/>
+        <w:gridCol w:w="3120"/>
+        <w:gridCol w:w="6240"/>
       </w:tblGrid>
       <w:tr>
         <w:tc>
           <w:tcPr>
-            <w:tcW w:w="3192" w:type="dxa"/>
+            <w:tcW w:w="3120" w:type="dxa"/>
           </w:tcPr>
           <w:p>
             <w:pPr>
@@ -2035,7 +2065,7 @@
         </w:tc>
         <w:tc>
           <w:tcPr>
-            <w:tcW w:w="6168" w:type="dxa"/>
+            <w:tcW w:w="6240" w:type="dxa"/>
           </w:tcPr>
           <w:p>
             <w:pPr>
@@ -2053,7 +2083,7 @@
       <w:tr>
         <w:tc>
           <w:tcPr>
-            <w:tcW w:w="3192" w:type="dxa"/>
+            <w:tcW w:w="3120" w:type="dxa"/>
           </w:tcPr>
           <w:p>
             <w:pPr>
@@ -2072,7 +2102,7 @@
         </w:tc>
         <w:tc>
           <w:tcPr>
-            <w:tcW w:w="6168" w:type="dxa"/>
+            <w:tcW w:w="6240" w:type="dxa"/>
           </w:tcPr>
           <w:p>
             <w:pPr>
@@ -2093,33 +2123,27 @@
       <w:tr>
         <w:tc>
           <w:tcPr>
-            <w:tcW w:w="3192" w:type="dxa"/>
+            <w:tcW w:w="3120" w:type="dxa"/>
           </w:tcPr>
           <w:p>
             <w:pPr>
               <w:spacing w:before="60" w:after="60"/>
             </w:pPr>
             <w:r>
-              <w:t>公告區顯示「近期無新發布文件」</w:t>
+              <w:t>公告區顯示「尚無已發布文件」</w:t>
             </w:r>
           </w:p>
         </w:tc>
         <w:tc>
           <w:tcPr>
-            <w:tcW w:w="6168" w:type="dxa"/>
+            <w:tcW w:w="6240" w:type="dxa"/>
           </w:tcPr>
           <w:p>
             <w:pPr>
               <w:spacing w:before="60" w:after="60"/>
             </w:pPr>
             <w:r>
-              <w:t>最近一個月內沒有可看見的文件發布，可按「查看全部文件</w:t>
-            </w:r>
-            <w:r>
-              <w:t xml:space="preserve"> →</w:t>
-            </w:r>
-            <w:r>
-              <w:t>」至文件庫查詢較早的文件</w:t>
+              <w:t>可見範圍內沒有任何已發布的文件</w:t>
             </w:r>
           </w:p>
         </w:tc>
@@ -2127,7 +2151,7 @@
       <w:tr>
         <w:tc>
           <w:tcPr>
-            <w:tcW w:w="3192" w:type="dxa"/>
+            <w:tcW w:w="3120" w:type="dxa"/>
           </w:tcPr>
           <w:p>
             <w:pPr>
@@ -2140,7 +2164,7 @@
         </w:tc>
         <w:tc>
           <w:tcPr>
-            <w:tcW w:w="6168" w:type="dxa"/>
+            <w:tcW w:w="6240" w:type="dxa"/>
           </w:tcPr>
           <w:p>
             <w:pPr>
@@ -2155,7 +2179,7 @@
       <w:tr>
         <w:tc>
           <w:tcPr>
-            <w:tcW w:w="3192" w:type="dxa"/>
+            <w:tcW w:w="3120" w:type="dxa"/>
           </w:tcPr>
           <w:p>
             <w:pPr>
@@ -2168,7 +2192,7 @@
         </w:tc>
         <w:tc>
           <w:tcPr>
-            <w:tcW w:w="6168" w:type="dxa"/>
+            <w:tcW w:w="6240" w:type="dxa"/>
           </w:tcPr>
           <w:p>
             <w:pPr>
@@ -2183,7 +2207,7 @@
       <w:tr>
         <w:tc>
           <w:tcPr>
-            <w:tcW w:w="3192" w:type="dxa"/>
+            <w:tcW w:w="3120" w:type="dxa"/>
           </w:tcPr>
           <w:p>
             <w:pPr>
@@ -2196,7 +2220,7 @@
         </w:tc>
         <w:tc>
           <w:tcPr>
-            <w:tcW w:w="6168" w:type="dxa"/>
+            <w:tcW w:w="6240" w:type="dxa"/>
           </w:tcPr>
           <w:p>
             <w:pPr>
@@ -2211,7 +2235,7 @@
     </w:tbl>
     <w:p/>
     <w:sectPr>
-      <w:footerReference w:type="default" r:id="rId9"/>
+      <w:footerReference w:type="default" r:id="rId10"/>
       <w:pgSz w:w="12240" w:h="15840"/>
       <w:pgMar w:top="1440" w:right="1440" w:bottom="1440" w:left="1440" w:header="720" w:footer="720" w:gutter="0"/>
       <w:pgNumType w:start="1"/>
@@ -2252,6 +2276,16 @@
   <w:p>
     <w:pPr>
       <w:pStyle w:val="a5"/>
+    </w:pPr>
+  </w:p>
+</w:ftr>
+</file>
+
+<file path=word/footer2.xml><?xml version="1.0" encoding="utf-8"?>
+<w:ftr xmlns:wpc="http://schemas.microsoft.com/office/word/2010/wordprocessingCanvas" xmlns:cx="http://schemas.microsoft.com/office/drawing/2014/chartex" xmlns:cx1="http://schemas.microsoft.com/office/drawing/2015/9/8/chartex" xmlns:cx2="http://schemas.microsoft.com/office/drawing/2015/10/21/chartex" xmlns:cx3="http://schemas.microsoft.com/office/drawing/2016/5/9/chartex" xmlns:cx4="http://schemas.microsoft.com/office/drawing/2016/5/10/chartex" xmlns:cx5="http://schemas.microsoft.com/office/drawing/2016/5/11/chartex" xmlns:cx6="http://schemas.microsoft.com/office/drawing/2016/5/12/chartex" xmlns:cx7="http://schemas.microsoft.com/office/drawing/2016/5/13/chartex" xmlns:cx8="http://schemas.microsoft.com/office/drawing/2016/5/14/chartex" xmlns:mc="http://schemas.openxmlformats.org/markup-compatibility/2006" xmlns:aink="http://schemas.microsoft.com/office/drawing/2016/ink" xmlns:am3d="http://schemas.microsoft.com/office/drawing/2017/model3d" xmlns:o="urn:schemas-microsoft-com:office:office" xmlns:r="http://schemas.openxmlformats.org/officeDocument/2006/relationships" xmlns:m="http://schemas.openxmlformats.org/officeDocument/2006/math" xmlns:v="urn:schemas-microsoft-com:vml" xmlns:wp14="http://schemas.microsoft.com/office/word/2010/wordprocessingDrawing" xmlns:wp="http://schemas.openxmlformats.org/drawingml/2006/wordprocessingDrawing" xmlns:w10="urn:schemas-microsoft-com:office:word" xmlns:w="http://schemas.openxmlformats.org/wordprocessingml/2006/main" xmlns:w14="http://schemas.microsoft.com/office/word/2010/wordml" xmlns:w15="http://schemas.microsoft.com/office/word/2012/wordml" xmlns:w16cid="http://schemas.microsoft.com/office/word/2016/wordml/cid" xmlns:w16se="http://schemas.microsoft.com/office/word/2015/wordml/symex" xmlns:wpg="http://schemas.microsoft.com/office/word/2010/wordprocessingGroup" xmlns:wpi="http://schemas.microsoft.com/office/word/2010/wordprocessingInk" xmlns:wne="http://schemas.microsoft.com/office/word/2006/wordml" xmlns:wps="http://schemas.microsoft.com/office/word/2010/wordprocessingShape" mc:Ignorable="w14 w15 w16se w16cid wp14">
+  <w:p>
+    <w:pPr>
+      <w:pStyle w:val="a5"/>
       <w:jc w:val="center"/>
     </w:pPr>
     <w:r>
@@ -2355,9 +2389,26 @@
 <file path=word/numbering.xml><?xml version="1.0" encoding="utf-8"?>
 <w:numbering xmlns:wpc="http://schemas.microsoft.com/office/word/2010/wordprocessingCanvas" xmlns:cx="http://schemas.microsoft.com/office/drawing/2014/chartex" xmlns:cx1="http://schemas.microsoft.com/office/drawing/2015/9/8/chartex" xmlns:cx2="http://schemas.microsoft.com/office/drawing/2015/10/21/chartex" xmlns:cx3="http://schemas.microsoft.com/office/drawing/2016/5/9/chartex" xmlns:cx4="http://schemas.microsoft.com/office/drawing/2016/5/10/chartex" xmlns:cx5="http://schemas.microsoft.com/office/drawing/2016/5/11/chartex" xmlns:cx6="http://schemas.microsoft.com/office/drawing/2016/5/12/chartex" xmlns:cx7="http://schemas.microsoft.com/office/drawing/2016/5/13/chartex" xmlns:cx8="http://schemas.microsoft.com/office/drawing/2016/5/14/chartex" xmlns:mc="http://schemas.openxmlformats.org/markup-compatibility/2006" xmlns:aink="http://schemas.microsoft.com/office/drawing/2016/ink" xmlns:am3d="http://schemas.microsoft.com/office/drawing/2017/model3d" xmlns:o="urn:schemas-microsoft-com:office:office" xmlns:r="http://schemas.openxmlformats.org/officeDocument/2006/relationships" xmlns:m="http://schemas.openxmlformats.org/officeDocument/2006/math" xmlns:v="urn:schemas-microsoft-com:vml" xmlns:wp14="http://schemas.microsoft.com/office/word/2010/wordprocessingDrawing" xmlns:wp="http://schemas.openxmlformats.org/drawingml/2006/wordprocessingDrawing" xmlns:w10="urn:schemas-microsoft-com:office:word" xmlns:w="http://schemas.openxmlformats.org/wordprocessingml/2006/main" xmlns:w14="http://schemas.microsoft.com/office/word/2010/wordml" xmlns:w15="http://schemas.microsoft.com/office/word/2012/wordml" xmlns:w16cid="http://schemas.microsoft.com/office/word/2016/wordml/cid" xmlns:w16se="http://schemas.microsoft.com/office/word/2015/wordml/symex" xmlns:wpg="http://schemas.microsoft.com/office/word/2010/wordprocessingGroup" xmlns:wpi="http://schemas.microsoft.com/office/word/2010/wordprocessingInk" xmlns:wne="http://schemas.microsoft.com/office/word/2006/wordml" xmlns:wps="http://schemas.microsoft.com/office/word/2010/wordprocessingShape" mc:Ignorable="w14 w15 w16se w16cid wp14">
   <w:abstractNum w:abstractNumId="0" w15:restartNumberingAfterBreak="0">
-    <w:nsid w:val="1AA73E94"/>
+    <w:nsid w:val="1ABC44C1"/>
+    <w:multiLevelType w:val="singleLevel"/>
+    <w:tmpl w:val="DB806158"/>
+    <w:lvl w:ilvl="0">
+      <w:start w:val="1"/>
+      <w:numFmt w:val="decimal"/>
+      <w:lvlText w:val="%1."/>
+      <w:lvlJc w:val="left"/>
+      <w:pPr>
+        <w:ind w:left="960" w:hanging="480"/>
+      </w:pPr>
+      <w:rPr>
+        <w:rFonts w:ascii="Times New Roman" w:eastAsia="標楷體" w:hAnsi="Times New Roman" w:cs="Times New Roman"/>
+      </w:rPr>
+    </w:lvl>
+  </w:abstractNum>
+  <w:abstractNum w:abstractNumId="1" w15:restartNumberingAfterBreak="0">
+    <w:nsid w:val="4183041D"/>
     <w:multiLevelType w:val="multilevel"/>
-    <w:tmpl w:val="00FE76DC"/>
+    <w:tmpl w:val="131A2FA0"/>
     <w:lvl w:ilvl="0">
       <w:start w:val="1"/>
       <w:numFmt w:val="bullet"/>
@@ -2412,23 +2463,6 @@
       <w:lvlJc w:val="left"/>
     </w:lvl>
   </w:abstractNum>
-  <w:abstractNum w:abstractNumId="1" w15:restartNumberingAfterBreak="0">
-    <w:nsid w:val="1ABC44C1"/>
-    <w:multiLevelType w:val="singleLevel"/>
-    <w:tmpl w:val="DB806158"/>
-    <w:lvl w:ilvl="0">
-      <w:start w:val="1"/>
-      <w:numFmt w:val="decimal"/>
-      <w:lvlText w:val="%1."/>
-      <w:lvlJc w:val="left"/>
-      <w:pPr>
-        <w:ind w:left="960" w:hanging="480"/>
-      </w:pPr>
-      <w:rPr>
-        <w:rFonts w:ascii="Times New Roman" w:eastAsia="標楷體" w:hAnsi="Times New Roman" w:cs="Times New Roman"/>
-      </w:rPr>
-    </w:lvl>
-  </w:abstractNum>
   <w:abstractNum w:abstractNumId="2" w15:restartNumberingAfterBreak="0">
     <w:nsid w:val="7CDE1FC3"/>
     <w:multiLevelType w:val="hybridMultilevel"/>
@@ -2494,19 +2528,19 @@
     </w:lvl>
   </w:abstractNum>
   <w:num w:numId="1">
-    <w:abstractNumId w:val="1"/>
+    <w:abstractNumId w:val="0"/>
     <w:lvlOverride w:ilvl="0">
       <w:startOverride w:val="1"/>
     </w:lvlOverride>
   </w:num>
   <w:num w:numId="2">
-    <w:abstractNumId w:val="1"/>
+    <w:abstractNumId w:val="0"/>
     <w:lvlOverride w:ilvl="0">
       <w:startOverride w:val="1"/>
     </w:lvlOverride>
   </w:num>
   <w:num w:numId="3">
-    <w:abstractNumId w:val="1"/>
+    <w:abstractNumId w:val="0"/>
     <w:lvlOverride w:ilvl="0">
       <w:startOverride w:val="1"/>
     </w:lvlOverride>
@@ -2518,199 +2552,199 @@
     </w:lvlOverride>
   </w:num>
   <w:num w:numId="5">
-    <w:abstractNumId w:val="1"/>
+    <w:abstractNumId w:val="0"/>
     <w:lvlOverride w:ilvl="0">
       <w:startOverride w:val="1"/>
     </w:lvlOverride>
   </w:num>
   <w:num w:numId="6">
-    <w:abstractNumId w:val="1"/>
+    <w:abstractNumId w:val="0"/>
     <w:lvlOverride w:ilvl="0">
       <w:startOverride w:val="1"/>
     </w:lvlOverride>
   </w:num>
   <w:num w:numId="7">
-    <w:abstractNumId w:val="1"/>
+    <w:abstractNumId w:val="0"/>
     <w:lvlOverride w:ilvl="0">
       <w:startOverride w:val="1"/>
     </w:lvlOverride>
   </w:num>
   <w:num w:numId="8">
-    <w:abstractNumId w:val="1"/>
+    <w:abstractNumId w:val="0"/>
     <w:lvlOverride w:ilvl="0">
       <w:startOverride w:val="1"/>
     </w:lvlOverride>
   </w:num>
   <w:num w:numId="9">
-    <w:abstractNumId w:val="1"/>
+    <w:abstractNumId w:val="0"/>
     <w:lvlOverride w:ilvl="0">
       <w:startOverride w:val="1"/>
     </w:lvlOverride>
   </w:num>
   <w:num w:numId="10">
-    <w:abstractNumId w:val="1"/>
+    <w:abstractNumId w:val="0"/>
     <w:lvlOverride w:ilvl="0">
       <w:startOverride w:val="1"/>
     </w:lvlOverride>
   </w:num>
   <w:num w:numId="11">
-    <w:abstractNumId w:val="1"/>
+    <w:abstractNumId w:val="0"/>
     <w:lvlOverride w:ilvl="0">
       <w:startOverride w:val="1"/>
     </w:lvlOverride>
   </w:num>
   <w:num w:numId="12">
-    <w:abstractNumId w:val="1"/>
+    <w:abstractNumId w:val="0"/>
     <w:lvlOverride w:ilvl="0">
       <w:startOverride w:val="1"/>
     </w:lvlOverride>
   </w:num>
   <w:num w:numId="13">
-    <w:abstractNumId w:val="1"/>
+    <w:abstractNumId w:val="0"/>
     <w:lvlOverride w:ilvl="0">
       <w:startOverride w:val="1"/>
     </w:lvlOverride>
   </w:num>
   <w:num w:numId="14">
-    <w:abstractNumId w:val="1"/>
+    <w:abstractNumId w:val="0"/>
     <w:lvlOverride w:ilvl="0">
       <w:startOverride w:val="1"/>
     </w:lvlOverride>
   </w:num>
   <w:num w:numId="15">
-    <w:abstractNumId w:val="1"/>
+    <w:abstractNumId w:val="0"/>
     <w:lvlOverride w:ilvl="0">
       <w:startOverride w:val="1"/>
     </w:lvlOverride>
   </w:num>
   <w:num w:numId="16">
-    <w:abstractNumId w:val="1"/>
+    <w:abstractNumId w:val="0"/>
     <w:lvlOverride w:ilvl="0">
       <w:startOverride w:val="1"/>
     </w:lvlOverride>
   </w:num>
   <w:num w:numId="17">
-    <w:abstractNumId w:val="1"/>
+    <w:abstractNumId w:val="0"/>
     <w:lvlOverride w:ilvl="0">
       <w:startOverride w:val="1"/>
     </w:lvlOverride>
   </w:num>
   <w:num w:numId="18">
-    <w:abstractNumId w:val="1"/>
+    <w:abstractNumId w:val="0"/>
     <w:lvlOverride w:ilvl="0">
       <w:startOverride w:val="1"/>
     </w:lvlOverride>
   </w:num>
   <w:num w:numId="19">
-    <w:abstractNumId w:val="1"/>
+    <w:abstractNumId w:val="0"/>
     <w:lvlOverride w:ilvl="0">
       <w:startOverride w:val="1"/>
     </w:lvlOverride>
   </w:num>
   <w:num w:numId="20">
-    <w:abstractNumId w:val="1"/>
+    <w:abstractNumId w:val="0"/>
     <w:lvlOverride w:ilvl="0">
       <w:startOverride w:val="1"/>
     </w:lvlOverride>
   </w:num>
   <w:num w:numId="21">
-    <w:abstractNumId w:val="1"/>
+    <w:abstractNumId w:val="0"/>
     <w:lvlOverride w:ilvl="0">
       <w:startOverride w:val="1"/>
     </w:lvlOverride>
   </w:num>
   <w:num w:numId="22">
-    <w:abstractNumId w:val="1"/>
+    <w:abstractNumId w:val="0"/>
     <w:lvlOverride w:ilvl="0">
       <w:startOverride w:val="1"/>
     </w:lvlOverride>
   </w:num>
   <w:num w:numId="23">
-    <w:abstractNumId w:val="1"/>
+    <w:abstractNumId w:val="0"/>
     <w:lvlOverride w:ilvl="0">
       <w:startOverride w:val="1"/>
     </w:lvlOverride>
   </w:num>
   <w:num w:numId="24">
-    <w:abstractNumId w:val="1"/>
+    <w:abstractNumId w:val="0"/>
     <w:lvlOverride w:ilvl="0">
       <w:startOverride w:val="1"/>
     </w:lvlOverride>
   </w:num>
   <w:num w:numId="25">
-    <w:abstractNumId w:val="1"/>
+    <w:abstractNumId w:val="0"/>
     <w:lvlOverride w:ilvl="0">
       <w:startOverride w:val="1"/>
     </w:lvlOverride>
   </w:num>
   <w:num w:numId="26">
-    <w:abstractNumId w:val="1"/>
+    <w:abstractNumId w:val="0"/>
     <w:lvlOverride w:ilvl="0">
       <w:startOverride w:val="1"/>
     </w:lvlOverride>
   </w:num>
   <w:num w:numId="27">
-    <w:abstractNumId w:val="1"/>
+    <w:abstractNumId w:val="0"/>
     <w:lvlOverride w:ilvl="0">
       <w:startOverride w:val="1"/>
     </w:lvlOverride>
   </w:num>
   <w:num w:numId="28">
-    <w:abstractNumId w:val="1"/>
+    <w:abstractNumId w:val="0"/>
     <w:lvlOverride w:ilvl="0">
       <w:startOverride w:val="1"/>
     </w:lvlOverride>
   </w:num>
   <w:num w:numId="29">
-    <w:abstractNumId w:val="1"/>
+    <w:abstractNumId w:val="0"/>
     <w:lvlOverride w:ilvl="0">
       <w:startOverride w:val="1"/>
     </w:lvlOverride>
   </w:num>
   <w:num w:numId="30">
-    <w:abstractNumId w:val="1"/>
+    <w:abstractNumId w:val="0"/>
     <w:lvlOverride w:ilvl="0">
       <w:startOverride w:val="1"/>
     </w:lvlOverride>
   </w:num>
   <w:num w:numId="31">
-    <w:abstractNumId w:val="1"/>
+    <w:abstractNumId w:val="0"/>
     <w:lvlOverride w:ilvl="0">
       <w:startOverride w:val="1"/>
     </w:lvlOverride>
   </w:num>
   <w:num w:numId="32">
-    <w:abstractNumId w:val="1"/>
+    <w:abstractNumId w:val="0"/>
     <w:lvlOverride w:ilvl="0">
       <w:startOverride w:val="1"/>
     </w:lvlOverride>
   </w:num>
   <w:num w:numId="33">
-    <w:abstractNumId w:val="1"/>
+    <w:abstractNumId w:val="0"/>
     <w:lvlOverride w:ilvl="0">
       <w:startOverride w:val="1"/>
     </w:lvlOverride>
   </w:num>
   <w:num w:numId="34">
-    <w:abstractNumId w:val="1"/>
+    <w:abstractNumId w:val="0"/>
     <w:lvlOverride w:ilvl="0">
       <w:startOverride w:val="1"/>
     </w:lvlOverride>
   </w:num>
   <w:num w:numId="35">
-    <w:abstractNumId w:val="1"/>
+    <w:abstractNumId w:val="0"/>
     <w:lvlOverride w:ilvl="0">
       <w:startOverride w:val="1"/>
     </w:lvlOverride>
   </w:num>
   <w:num w:numId="36">
-    <w:abstractNumId w:val="1"/>
+    <w:abstractNumId w:val="0"/>
     <w:lvlOverride w:ilvl="0">
       <w:startOverride w:val="1"/>
     </w:lvlOverride>
   </w:num>
   <w:num w:numId="37">
-    <w:abstractNumId w:val="0"/>
+    <w:abstractNumId w:val="1"/>
   </w:num>
   <w:numIdMacAtCleanup w:val="36"/>
 </w:numbering>
@@ -14478,7 +14512,7 @@
 </file>
 
 <file path=customXml/itemProps1.xml><?xml version="1.0" encoding="utf-8"?>
-<ds:datastoreItem xmlns:ds="http://schemas.openxmlformats.org/officeDocument/2006/customXml" ds:itemID="{536E7AE7-EFF3-47A0-ADE4-F0FF1B928E5B}">
+<ds:datastoreItem xmlns:ds="http://schemas.openxmlformats.org/officeDocument/2006/customXml" ds:itemID="{7DCD5605-4775-43D6-8A0A-E79C06A077EC}">
   <ds:schemaRefs>
     <ds:schemaRef ds:uri="http://schemas.openxmlformats.org/officeDocument/2006/bibliography"/>
   </ds:schemaRefs>
